--- a/Универ/4/МПСИС/250541_Власов_РЕ_КР.docx
+++ b/Универ/4/МПСИС/250541_Власов_РЕ_КР.docx
@@ -309,21 +309,7 @@
           <w:sz w:val="28"/>
           <w:szCs w:val="28"/>
         </w:rPr>
-        <w:t>Выполнил</w:t>
-      </w:r>
-      <w:r>
-        <w:rPr>
-          <w:sz w:val="28"/>
-          <w:szCs w:val="28"/>
-        </w:rPr>
-        <w:t>а</w:t>
-      </w:r>
-      <w:r>
-        <w:rPr>
-          <w:sz w:val="28"/>
-          <w:szCs w:val="28"/>
-        </w:rPr>
-        <w:t>:</w:t>
+        <w:t>Выполнил:</w:t>
       </w:r>
     </w:p>
     <w:p>
@@ -1198,23 +1184,7 @@
           <w:sz w:val="28"/>
           <w:szCs w:val="28"/>
         </w:rPr>
-        <w:t xml:space="preserve">коммуникации </w:t>
-      </w:r>
-      <w:proofErr w:type="spellStart"/>
-      <w:r>
-        <w:rPr>
-          <w:sz w:val="28"/>
-          <w:szCs w:val="28"/>
-        </w:rPr>
-        <w:t>сверхмаломощного</w:t>
-      </w:r>
-      <w:proofErr w:type="spellEnd"/>
-      <w:r>
-        <w:rPr>
-          <w:sz w:val="28"/>
-          <w:szCs w:val="28"/>
-        </w:rPr>
-        <w:t xml:space="preserve"> энергопотребления, состоящего из нескольких устройств с периферийными наборами,</w:t>
+        <w:t>коммуникации сверхмаломощного энергопотребления, состоящего из нескольких устройств с периферийными наборами,</w:t>
       </w:r>
       <w:r>
         <w:rPr>
@@ -2037,21 +2007,12 @@
           <w:szCs w:val="28"/>
         </w:rPr>
       </w:pPr>
-      <w:proofErr w:type="spellStart"/>
-      <w:r>
-        <w:rPr>
-          <w:sz w:val="28"/>
-          <w:szCs w:val="28"/>
-        </w:rPr>
-        <w:t>Распиновка</w:t>
-      </w:r>
-      <w:proofErr w:type="spellEnd"/>
-      <w:r>
-        <w:rPr>
-          <w:sz w:val="28"/>
-          <w:szCs w:val="28"/>
-        </w:rPr>
-        <w:t xml:space="preserve"> выводов для устройств</w:t>
+      <w:r>
+        <w:rPr>
+          <w:sz w:val="28"/>
+          <w:szCs w:val="28"/>
+        </w:rPr>
+        <w:t>Распиновка выводов для устройств</w:t>
       </w:r>
       <w:r>
         <w:rPr>
@@ -2283,21 +2244,12 @@
         </w:rPr>
         <w:t xml:space="preserve"> </w:t>
       </w:r>
-      <w:proofErr w:type="spellStart"/>
-      <w:r>
-        <w:rPr>
-          <w:sz w:val="28"/>
-          <w:szCs w:val="28"/>
-        </w:rPr>
-        <w:t>Распиновка</w:t>
-      </w:r>
-      <w:proofErr w:type="spellEnd"/>
-      <w:r>
-        <w:rPr>
-          <w:sz w:val="28"/>
-          <w:szCs w:val="28"/>
-        </w:rPr>
-        <w:t xml:space="preserve"> выводов для устройств</w:t>
+      <w:r>
+        <w:rPr>
+          <w:sz w:val="28"/>
+          <w:szCs w:val="28"/>
+        </w:rPr>
+        <w:t>Распиновка выводов для устройств</w:t>
       </w:r>
       <w:r>
         <w:rPr>
@@ -3710,116 +3662,27 @@
         </w:rPr>
         <w:t xml:space="preserve"> </w:t>
       </w:r>
-      <w:proofErr w:type="gramStart"/>
-      <w:r>
-        <w:rPr>
-          <w:sz w:val="28"/>
-          <w:szCs w:val="28"/>
-        </w:rPr>
-        <w:t>Стек</w:t>
-      </w:r>
-      <w:proofErr w:type="gramEnd"/>
-      <w:r>
-        <w:rPr>
-          <w:sz w:val="28"/>
-          <w:szCs w:val="28"/>
-        </w:rPr>
-        <w:t xml:space="preserve"> расположен в ОЗУ; при сохранении чего‑то в стек указатель SP уменьшается (стек растёт «вниз» по адресам). При входе в прерывание процессор автоматически кладёт на стек SR и полный адрес возврата. Команда RETI («</w:t>
-      </w:r>
-      <w:proofErr w:type="spellStart"/>
-      <w:r>
-        <w:rPr>
-          <w:sz w:val="28"/>
-          <w:szCs w:val="28"/>
-        </w:rPr>
-        <w:t>return</w:t>
-      </w:r>
-      <w:proofErr w:type="spellEnd"/>
-      <w:r>
-        <w:rPr>
-          <w:sz w:val="28"/>
-          <w:szCs w:val="28"/>
-        </w:rPr>
-        <w:t xml:space="preserve"> </w:t>
-      </w:r>
-      <w:proofErr w:type="spellStart"/>
-      <w:r>
-        <w:rPr>
-          <w:sz w:val="28"/>
-          <w:szCs w:val="28"/>
-        </w:rPr>
-        <w:t>from</w:t>
-      </w:r>
-      <w:proofErr w:type="spellEnd"/>
-      <w:r>
-        <w:rPr>
-          <w:sz w:val="28"/>
-          <w:szCs w:val="28"/>
-        </w:rPr>
-        <w:t xml:space="preserve"> </w:t>
-      </w:r>
-      <w:proofErr w:type="spellStart"/>
-      <w:r>
-        <w:rPr>
-          <w:sz w:val="28"/>
-          <w:szCs w:val="28"/>
-        </w:rPr>
-        <w:t>interrupt</w:t>
-      </w:r>
-      <w:proofErr w:type="spellEnd"/>
-      <w:r>
-        <w:rPr>
-          <w:sz w:val="28"/>
-          <w:szCs w:val="28"/>
-        </w:rPr>
-        <w:t>») снимает их со стека и корректно возвращает программу в то место, где она прервалась.</w:t>
-      </w:r>
-    </w:p>
-    <w:p>
-      <w:pPr>
-        <w:rPr>
-          <w:sz w:val="28"/>
-          <w:szCs w:val="28"/>
-        </w:rPr>
-      </w:pPr>
-      <w:r>
-        <w:rPr>
-          <w:sz w:val="28"/>
-          <w:szCs w:val="28"/>
-        </w:rPr>
-        <w:t>SR (</w:t>
-      </w:r>
-      <w:proofErr w:type="spellStart"/>
-      <w:r>
-        <w:rPr>
-          <w:sz w:val="28"/>
-          <w:szCs w:val="28"/>
-        </w:rPr>
-        <w:t>Status</w:t>
-      </w:r>
-      <w:proofErr w:type="spellEnd"/>
-      <w:r>
-        <w:rPr>
-          <w:sz w:val="28"/>
-          <w:szCs w:val="28"/>
-        </w:rPr>
-        <w:t xml:space="preserve"> </w:t>
-      </w:r>
-      <w:proofErr w:type="spellStart"/>
-      <w:r>
-        <w:rPr>
-          <w:sz w:val="28"/>
-          <w:szCs w:val="28"/>
-        </w:rPr>
-        <w:t>Register</w:t>
-      </w:r>
-      <w:proofErr w:type="spellEnd"/>
-      <w:r>
-        <w:rPr>
-          <w:sz w:val="28"/>
-          <w:szCs w:val="28"/>
-        </w:rPr>
-        <w:t xml:space="preserve">) — панель индикаторов и </w:t>
+      <w:r>
+        <w:rPr>
+          <w:sz w:val="28"/>
+          <w:szCs w:val="28"/>
+        </w:rPr>
+        <w:t>Стек расположен в ОЗУ; при сохранении чего‑то в стек указатель SP уменьшается (стек растёт «вниз» по адресам). При входе в прерывание процессор автоматически кладёт на стек SR и полный адрес возврата. Команда RETI («return from interrupt») снимает их со стека и корректно возвращает программу в то место, где она прервалась.</w:t>
+      </w:r>
+    </w:p>
+    <w:p>
+      <w:pPr>
+        <w:rPr>
+          <w:sz w:val="28"/>
+          <w:szCs w:val="28"/>
+        </w:rPr>
+      </w:pPr>
+      <w:r>
+        <w:rPr>
+          <w:sz w:val="28"/>
+          <w:szCs w:val="28"/>
+        </w:rPr>
+        <w:t xml:space="preserve">SR (Status Register) — панель индикаторов и </w:t>
       </w:r>
       <w:r>
         <w:rPr>
@@ -3882,23 +3745,7 @@
           <w:sz w:val="28"/>
           <w:szCs w:val="28"/>
         </w:rPr>
-        <w:t xml:space="preserve"> N (</w:t>
-      </w:r>
-      <w:proofErr w:type="spellStart"/>
-      <w:r>
-        <w:rPr>
-          <w:sz w:val="28"/>
-          <w:szCs w:val="28"/>
-        </w:rPr>
-        <w:t>Negative</w:t>
-      </w:r>
-      <w:proofErr w:type="spellEnd"/>
-      <w:r>
-        <w:rPr>
-          <w:sz w:val="28"/>
-          <w:szCs w:val="28"/>
-        </w:rPr>
-        <w:t>) — установлен старший бит результата</w:t>
+        <w:t xml:space="preserve"> N (Negative) — установлен старший бит результата</w:t>
       </w:r>
       <w:r>
         <w:rPr>
@@ -3956,23 +3803,7 @@
           <w:sz w:val="28"/>
           <w:szCs w:val="28"/>
         </w:rPr>
-        <w:t xml:space="preserve"> V (</w:t>
-      </w:r>
-      <w:proofErr w:type="spellStart"/>
-      <w:r>
-        <w:rPr>
-          <w:sz w:val="28"/>
-          <w:szCs w:val="28"/>
-        </w:rPr>
-        <w:t>oVerflow</w:t>
-      </w:r>
-      <w:proofErr w:type="spellEnd"/>
-      <w:r>
-        <w:rPr>
-          <w:sz w:val="28"/>
-          <w:szCs w:val="28"/>
-        </w:rPr>
-        <w:t>) — арифметическое переполнение для знаковых чисел.</w:t>
+        <w:t xml:space="preserve"> V (oVerflow) — арифметическое переполнение для знаковых чисел.</w:t>
       </w:r>
     </w:p>
     <w:p>
@@ -4159,21 +3990,12 @@
         </w:rPr>
         <w:t xml:space="preserve">также </w:t>
       </w:r>
-      <w:proofErr w:type="spellStart"/>
-      <w:r>
-        <w:rPr>
-          <w:sz w:val="28"/>
-          <w:szCs w:val="28"/>
-        </w:rPr>
-        <w:t>приведины</w:t>
-      </w:r>
-      <w:proofErr w:type="spellEnd"/>
-      <w:r>
-        <w:rPr>
-          <w:sz w:val="28"/>
-          <w:szCs w:val="28"/>
-        </w:rPr>
-        <w:t xml:space="preserve"> в таблицах 4</w:t>
+      <w:r>
+        <w:rPr>
+          <w:sz w:val="28"/>
+          <w:szCs w:val="28"/>
+        </w:rPr>
+        <w:t>приведины в таблицах 4</w:t>
       </w:r>
       <w:r>
         <w:rPr>
@@ -4232,23 +4054,7 @@
           <w:sz w:val="28"/>
           <w:szCs w:val="28"/>
         </w:rPr>
-        <w:t xml:space="preserve">1) </w:t>
-      </w:r>
-      <w:proofErr w:type="spellStart"/>
-      <w:r>
-        <w:rPr>
-          <w:sz w:val="28"/>
-          <w:szCs w:val="28"/>
-        </w:rPr>
-        <w:t>Двухоперандные</w:t>
-      </w:r>
-      <w:proofErr w:type="spellEnd"/>
-      <w:r>
-        <w:rPr>
-          <w:sz w:val="28"/>
-          <w:szCs w:val="28"/>
-        </w:rPr>
-        <w:t xml:space="preserve"> (источник → приёмник):</w:t>
+        <w:t>1) Двухоперандные (источник → приёмник):</w:t>
       </w:r>
     </w:p>
     <w:p>
@@ -4356,25 +4162,7 @@
           <w:sz w:val="28"/>
           <w:szCs w:val="28"/>
         </w:rPr>
-        <w:t xml:space="preserve">Таблица 4.1 — </w:t>
-      </w:r>
-      <w:proofErr w:type="spellStart"/>
-      <w:r>
-        <w:rPr>
-          <w:bCs/>
-          <w:sz w:val="28"/>
-          <w:szCs w:val="28"/>
-        </w:rPr>
-        <w:t>Двухоперандные</w:t>
-      </w:r>
-      <w:proofErr w:type="spellEnd"/>
-      <w:r>
-        <w:rPr>
-          <w:bCs/>
-          <w:sz w:val="28"/>
-          <w:szCs w:val="28"/>
-        </w:rPr>
-        <w:t xml:space="preserve"> инструкции</w:t>
+        <w:t>Таблица 4.1 — Двухоперандные инструкции</w:t>
       </w:r>
       <w:r>
         <w:rPr>
@@ -4568,34 +4356,14 @@
                 <w:szCs w:val="28"/>
               </w:rPr>
             </w:pPr>
-            <w:proofErr w:type="spellStart"/>
             <w:r>
               <w:rPr>
                 <w:bCs/>
                 <w:sz w:val="28"/>
                 <w:szCs w:val="28"/>
               </w:rPr>
-              <w:t>src</w:t>
+              <w:t>src → dst</w:t>
             </w:r>
-            <w:proofErr w:type="spellEnd"/>
-            <w:r>
-              <w:rPr>
-                <w:bCs/>
-                <w:sz w:val="28"/>
-                <w:szCs w:val="28"/>
-              </w:rPr>
-              <w:t xml:space="preserve"> → </w:t>
-            </w:r>
-            <w:proofErr w:type="spellStart"/>
-            <w:r>
-              <w:rPr>
-                <w:bCs/>
-                <w:sz w:val="28"/>
-                <w:szCs w:val="28"/>
-              </w:rPr>
-              <w:t>dst</w:t>
-            </w:r>
-            <w:proofErr w:type="spellEnd"/>
           </w:p>
         </w:tc>
         <w:tc>
@@ -4690,52 +4458,14 @@
                 <w:szCs w:val="28"/>
               </w:rPr>
             </w:pPr>
-            <w:proofErr w:type="spellStart"/>
             <w:r>
               <w:rPr>
                 <w:bCs/>
                 <w:sz w:val="28"/>
                 <w:szCs w:val="28"/>
               </w:rPr>
-              <w:t>dst</w:t>
+              <w:t>dst = dst + src</w:t>
             </w:r>
-            <w:proofErr w:type="spellEnd"/>
-            <w:r>
-              <w:rPr>
-                <w:bCs/>
-                <w:sz w:val="28"/>
-                <w:szCs w:val="28"/>
-              </w:rPr>
-              <w:t xml:space="preserve"> = </w:t>
-            </w:r>
-            <w:proofErr w:type="spellStart"/>
-            <w:r>
-              <w:rPr>
-                <w:bCs/>
-                <w:sz w:val="28"/>
-                <w:szCs w:val="28"/>
-              </w:rPr>
-              <w:t>dst</w:t>
-            </w:r>
-            <w:proofErr w:type="spellEnd"/>
-            <w:r>
-              <w:rPr>
-                <w:bCs/>
-                <w:sz w:val="28"/>
-                <w:szCs w:val="28"/>
-              </w:rPr>
-              <w:t xml:space="preserve"> + </w:t>
-            </w:r>
-            <w:proofErr w:type="spellStart"/>
-            <w:r>
-              <w:rPr>
-                <w:bCs/>
-                <w:sz w:val="28"/>
-                <w:szCs w:val="28"/>
-              </w:rPr>
-              <w:t>src</w:t>
-            </w:r>
-            <w:proofErr w:type="spellEnd"/>
           </w:p>
         </w:tc>
         <w:tc>
@@ -4830,59 +4560,13 @@
                 <w:szCs w:val="28"/>
               </w:rPr>
             </w:pPr>
-            <w:proofErr w:type="spellStart"/>
             <w:r>
               <w:rPr>
                 <w:bCs/>
                 <w:sz w:val="28"/>
                 <w:szCs w:val="28"/>
               </w:rPr>
-              <w:t>dst</w:t>
-            </w:r>
-            <w:proofErr w:type="spellEnd"/>
-            <w:r>
-              <w:rPr>
-                <w:bCs/>
-                <w:sz w:val="28"/>
-                <w:szCs w:val="28"/>
-              </w:rPr>
-              <w:t xml:space="preserve"> = </w:t>
-            </w:r>
-            <w:proofErr w:type="spellStart"/>
-            <w:r>
-              <w:rPr>
-                <w:bCs/>
-                <w:sz w:val="28"/>
-                <w:szCs w:val="28"/>
-              </w:rPr>
-              <w:t>dst</w:t>
-            </w:r>
-            <w:proofErr w:type="spellEnd"/>
-            <w:r>
-              <w:rPr>
-                <w:bCs/>
-                <w:sz w:val="28"/>
-                <w:szCs w:val="28"/>
-              </w:rPr>
-              <w:t xml:space="preserve"> + </w:t>
-            </w:r>
-            <w:proofErr w:type="spellStart"/>
-            <w:r>
-              <w:rPr>
-                <w:bCs/>
-                <w:sz w:val="28"/>
-                <w:szCs w:val="28"/>
-              </w:rPr>
-              <w:t>src</w:t>
-            </w:r>
-            <w:proofErr w:type="spellEnd"/>
-            <w:r>
-              <w:rPr>
-                <w:bCs/>
-                <w:sz w:val="28"/>
-                <w:szCs w:val="28"/>
-              </w:rPr>
-              <w:t xml:space="preserve"> + C</w:t>
+              <w:t>dst = dst + src + C</w:t>
             </w:r>
           </w:p>
         </w:tc>
@@ -4978,52 +4662,14 @@
                 <w:szCs w:val="28"/>
               </w:rPr>
             </w:pPr>
-            <w:proofErr w:type="spellStart"/>
             <w:r>
               <w:rPr>
                 <w:bCs/>
                 <w:sz w:val="28"/>
                 <w:szCs w:val="28"/>
               </w:rPr>
-              <w:t>dst</w:t>
+              <w:t>dst = dst - src</w:t>
             </w:r>
-            <w:proofErr w:type="spellEnd"/>
-            <w:r>
-              <w:rPr>
-                <w:bCs/>
-                <w:sz w:val="28"/>
-                <w:szCs w:val="28"/>
-              </w:rPr>
-              <w:t xml:space="preserve"> = </w:t>
-            </w:r>
-            <w:proofErr w:type="spellStart"/>
-            <w:r>
-              <w:rPr>
-                <w:bCs/>
-                <w:sz w:val="28"/>
-                <w:szCs w:val="28"/>
-              </w:rPr>
-              <w:t>dst</w:t>
-            </w:r>
-            <w:proofErr w:type="spellEnd"/>
-            <w:r>
-              <w:rPr>
-                <w:bCs/>
-                <w:sz w:val="28"/>
-                <w:szCs w:val="28"/>
-              </w:rPr>
-              <w:t xml:space="preserve"> - </w:t>
-            </w:r>
-            <w:proofErr w:type="spellStart"/>
-            <w:r>
-              <w:rPr>
-                <w:bCs/>
-                <w:sz w:val="28"/>
-                <w:szCs w:val="28"/>
-              </w:rPr>
-              <w:t>src</w:t>
-            </w:r>
-            <w:proofErr w:type="spellEnd"/>
           </w:p>
         </w:tc>
         <w:tc>
@@ -5118,59 +4764,13 @@
                 <w:szCs w:val="28"/>
               </w:rPr>
             </w:pPr>
-            <w:proofErr w:type="spellStart"/>
             <w:r>
               <w:rPr>
                 <w:bCs/>
                 <w:sz w:val="28"/>
                 <w:szCs w:val="28"/>
               </w:rPr>
-              <w:t>dst</w:t>
-            </w:r>
-            <w:proofErr w:type="spellEnd"/>
-            <w:r>
-              <w:rPr>
-                <w:bCs/>
-                <w:sz w:val="28"/>
-                <w:szCs w:val="28"/>
-              </w:rPr>
-              <w:t xml:space="preserve"> = </w:t>
-            </w:r>
-            <w:proofErr w:type="spellStart"/>
-            <w:r>
-              <w:rPr>
-                <w:bCs/>
-                <w:sz w:val="28"/>
-                <w:szCs w:val="28"/>
-              </w:rPr>
-              <w:t>dst</w:t>
-            </w:r>
-            <w:proofErr w:type="spellEnd"/>
-            <w:r>
-              <w:rPr>
-                <w:bCs/>
-                <w:sz w:val="28"/>
-                <w:szCs w:val="28"/>
-              </w:rPr>
-              <w:t xml:space="preserve"> - </w:t>
-            </w:r>
-            <w:proofErr w:type="spellStart"/>
-            <w:r>
-              <w:rPr>
-                <w:bCs/>
-                <w:sz w:val="28"/>
-                <w:szCs w:val="28"/>
-              </w:rPr>
-              <w:t>src</w:t>
-            </w:r>
-            <w:proofErr w:type="spellEnd"/>
-            <w:r>
-              <w:rPr>
-                <w:bCs/>
-                <w:sz w:val="28"/>
-                <w:szCs w:val="28"/>
-              </w:rPr>
-              <w:t xml:space="preserve"> - (1- C)</w:t>
+              <w:t>dst = dst - src - (1- C)</w:t>
             </w:r>
           </w:p>
         </w:tc>
@@ -5374,25 +4974,7 @@
                 <w:sz w:val="28"/>
                 <w:szCs w:val="28"/>
               </w:rPr>
-              <w:t xml:space="preserve">По </w:t>
-            </w:r>
-            <w:proofErr w:type="spellStart"/>
-            <w:r>
-              <w:rPr>
-                <w:bCs/>
-                <w:sz w:val="28"/>
-                <w:szCs w:val="28"/>
-              </w:rPr>
-              <w:t>тетрам</w:t>
-            </w:r>
-            <w:proofErr w:type="spellEnd"/>
-            <w:r>
-              <w:rPr>
-                <w:bCs/>
-                <w:sz w:val="28"/>
-                <w:szCs w:val="28"/>
-              </w:rPr>
-              <w:t>, учитывает C</w:t>
+              <w:t>По тетрам, учитывает C</w:t>
             </w:r>
           </w:p>
         </w:tc>
@@ -5494,43 +5076,7 @@
                 <w:sz w:val="28"/>
                 <w:szCs w:val="28"/>
               </w:rPr>
-              <w:t>Меняет флаги по (</w:t>
-            </w:r>
-            <w:proofErr w:type="spellStart"/>
-            <w:r>
-              <w:rPr>
-                <w:bCs/>
-                <w:sz w:val="28"/>
-                <w:szCs w:val="28"/>
-              </w:rPr>
-              <w:t>dst</w:t>
-            </w:r>
-            <w:proofErr w:type="spellEnd"/>
-            <w:r>
-              <w:rPr>
-                <w:bCs/>
-                <w:sz w:val="28"/>
-                <w:szCs w:val="28"/>
-              </w:rPr>
-              <w:t xml:space="preserve"> AND </w:t>
-            </w:r>
-            <w:proofErr w:type="spellStart"/>
-            <w:r>
-              <w:rPr>
-                <w:bCs/>
-                <w:sz w:val="28"/>
-                <w:szCs w:val="28"/>
-              </w:rPr>
-              <w:t>src</w:t>
-            </w:r>
-            <w:proofErr w:type="spellEnd"/>
-            <w:r>
-              <w:rPr>
-                <w:bCs/>
-                <w:sz w:val="28"/>
-                <w:szCs w:val="28"/>
-              </w:rPr>
-              <w:t>)</w:t>
+              <w:t>Меняет флаги по (dst AND src)</w:t>
             </w:r>
           </w:p>
         </w:tc>
@@ -5627,7 +5173,6 @@
                 <w:lang w:val="en-US"/>
               </w:rPr>
             </w:pPr>
-            <w:proofErr w:type="spellStart"/>
             <w:r>
               <w:rPr>
                 <w:bCs/>
@@ -5635,49 +5180,8 @@
                 <w:szCs w:val="28"/>
                 <w:lang w:val="en-US"/>
               </w:rPr>
-              <w:t>dst</w:t>
+              <w:t>dst = dst AND NOT src</w:t>
             </w:r>
-            <w:proofErr w:type="spellEnd"/>
-            <w:r>
-              <w:rPr>
-                <w:bCs/>
-                <w:sz w:val="28"/>
-                <w:szCs w:val="28"/>
-                <w:lang w:val="en-US"/>
-              </w:rPr>
-              <w:t xml:space="preserve"> = </w:t>
-            </w:r>
-            <w:proofErr w:type="spellStart"/>
-            <w:r>
-              <w:rPr>
-                <w:bCs/>
-                <w:sz w:val="28"/>
-                <w:szCs w:val="28"/>
-                <w:lang w:val="en-US"/>
-              </w:rPr>
-              <w:t>dst</w:t>
-            </w:r>
-            <w:proofErr w:type="spellEnd"/>
-            <w:r>
-              <w:rPr>
-                <w:bCs/>
-                <w:sz w:val="28"/>
-                <w:szCs w:val="28"/>
-                <w:lang w:val="en-US"/>
-              </w:rPr>
-              <w:t xml:space="preserve"> AND NOT </w:t>
-            </w:r>
-            <w:proofErr w:type="spellStart"/>
-            <w:r>
-              <w:rPr>
-                <w:bCs/>
-                <w:sz w:val="28"/>
-                <w:szCs w:val="28"/>
-                <w:lang w:val="en-US"/>
-              </w:rPr>
-              <w:t>src</w:t>
-            </w:r>
-            <w:proofErr w:type="spellEnd"/>
           </w:p>
         </w:tc>
         <w:tc>
@@ -5772,52 +5276,14 @@
                 <w:szCs w:val="28"/>
               </w:rPr>
             </w:pPr>
-            <w:proofErr w:type="spellStart"/>
             <w:r>
               <w:rPr>
                 <w:bCs/>
                 <w:sz w:val="28"/>
                 <w:szCs w:val="28"/>
               </w:rPr>
-              <w:t>dst</w:t>
+              <w:t>dst = dst OR src</w:t>
             </w:r>
-            <w:proofErr w:type="spellEnd"/>
-            <w:r>
-              <w:rPr>
-                <w:bCs/>
-                <w:sz w:val="28"/>
-                <w:szCs w:val="28"/>
-              </w:rPr>
-              <w:t xml:space="preserve"> = </w:t>
-            </w:r>
-            <w:proofErr w:type="spellStart"/>
-            <w:r>
-              <w:rPr>
-                <w:bCs/>
-                <w:sz w:val="28"/>
-                <w:szCs w:val="28"/>
-              </w:rPr>
-              <w:t>dst</w:t>
-            </w:r>
-            <w:proofErr w:type="spellEnd"/>
-            <w:r>
-              <w:rPr>
-                <w:bCs/>
-                <w:sz w:val="28"/>
-                <w:szCs w:val="28"/>
-              </w:rPr>
-              <w:t xml:space="preserve"> OR </w:t>
-            </w:r>
-            <w:proofErr w:type="spellStart"/>
-            <w:r>
-              <w:rPr>
-                <w:bCs/>
-                <w:sz w:val="28"/>
-                <w:szCs w:val="28"/>
-              </w:rPr>
-              <w:t>src</w:t>
-            </w:r>
-            <w:proofErr w:type="spellEnd"/>
           </w:p>
         </w:tc>
         <w:tc>
@@ -5912,52 +5378,14 @@
                 <w:szCs w:val="28"/>
               </w:rPr>
             </w:pPr>
-            <w:proofErr w:type="spellStart"/>
             <w:r>
               <w:rPr>
                 <w:bCs/>
                 <w:sz w:val="28"/>
                 <w:szCs w:val="28"/>
               </w:rPr>
-              <w:t>dst</w:t>
+              <w:t>dst = dst XOR src</w:t>
             </w:r>
-            <w:proofErr w:type="spellEnd"/>
-            <w:r>
-              <w:rPr>
-                <w:bCs/>
-                <w:sz w:val="28"/>
-                <w:szCs w:val="28"/>
-              </w:rPr>
-              <w:t xml:space="preserve"> = </w:t>
-            </w:r>
-            <w:proofErr w:type="spellStart"/>
-            <w:r>
-              <w:rPr>
-                <w:bCs/>
-                <w:sz w:val="28"/>
-                <w:szCs w:val="28"/>
-              </w:rPr>
-              <w:t>dst</w:t>
-            </w:r>
-            <w:proofErr w:type="spellEnd"/>
-            <w:r>
-              <w:rPr>
-                <w:bCs/>
-                <w:sz w:val="28"/>
-                <w:szCs w:val="28"/>
-              </w:rPr>
-              <w:t xml:space="preserve"> XOR </w:t>
-            </w:r>
-            <w:proofErr w:type="spellStart"/>
-            <w:r>
-              <w:rPr>
-                <w:bCs/>
-                <w:sz w:val="28"/>
-                <w:szCs w:val="28"/>
-              </w:rPr>
-              <w:t>src</w:t>
-            </w:r>
-            <w:proofErr w:type="spellEnd"/>
           </w:p>
         </w:tc>
         <w:tc>
@@ -6052,52 +5480,14 @@
                 <w:szCs w:val="28"/>
               </w:rPr>
             </w:pPr>
-            <w:proofErr w:type="spellStart"/>
             <w:r>
               <w:rPr>
                 <w:bCs/>
                 <w:sz w:val="28"/>
                 <w:szCs w:val="28"/>
               </w:rPr>
-              <w:t>dst</w:t>
+              <w:t>dst = dst AND src</w:t>
             </w:r>
-            <w:proofErr w:type="spellEnd"/>
-            <w:r>
-              <w:rPr>
-                <w:bCs/>
-                <w:sz w:val="28"/>
-                <w:szCs w:val="28"/>
-              </w:rPr>
-              <w:t xml:space="preserve"> = </w:t>
-            </w:r>
-            <w:proofErr w:type="spellStart"/>
-            <w:r>
-              <w:rPr>
-                <w:bCs/>
-                <w:sz w:val="28"/>
-                <w:szCs w:val="28"/>
-              </w:rPr>
-              <w:t>dst</w:t>
-            </w:r>
-            <w:proofErr w:type="spellEnd"/>
-            <w:r>
-              <w:rPr>
-                <w:bCs/>
-                <w:sz w:val="28"/>
-                <w:szCs w:val="28"/>
-              </w:rPr>
-              <w:t xml:space="preserve"> AND </w:t>
-            </w:r>
-            <w:proofErr w:type="spellStart"/>
-            <w:r>
-              <w:rPr>
-                <w:bCs/>
-                <w:sz w:val="28"/>
-                <w:szCs w:val="28"/>
-              </w:rPr>
-              <w:t>src</w:t>
-            </w:r>
-            <w:proofErr w:type="spellEnd"/>
           </w:p>
         </w:tc>
         <w:tc>
@@ -6147,24 +5537,7 @@
           <w:sz w:val="28"/>
           <w:szCs w:val="28"/>
         </w:rPr>
-        <w:lastRenderedPageBreak/>
-        <w:t xml:space="preserve">2) </w:t>
-      </w:r>
-      <w:proofErr w:type="spellStart"/>
-      <w:r>
-        <w:rPr>
-          <w:sz w:val="28"/>
-          <w:szCs w:val="28"/>
-        </w:rPr>
-        <w:t>Однооперандные</w:t>
-      </w:r>
-      <w:proofErr w:type="spellEnd"/>
-      <w:r>
-        <w:rPr>
-          <w:sz w:val="28"/>
-          <w:szCs w:val="28"/>
-        </w:rPr>
-        <w:t>:</w:t>
+        <w:t>2) Однооперандные:</w:t>
       </w:r>
     </w:p>
     <w:p>
@@ -6307,25 +5680,7 @@
           <w:sz w:val="28"/>
           <w:szCs w:val="28"/>
         </w:rPr>
-        <w:t xml:space="preserve">2 — </w:t>
-      </w:r>
-      <w:proofErr w:type="spellStart"/>
-      <w:r>
-        <w:rPr>
-          <w:bCs/>
-          <w:sz w:val="28"/>
-          <w:szCs w:val="28"/>
-        </w:rPr>
-        <w:t>Однооперандные</w:t>
-      </w:r>
-      <w:proofErr w:type="spellEnd"/>
-      <w:r>
-        <w:rPr>
-          <w:bCs/>
-          <w:sz w:val="28"/>
-          <w:szCs w:val="28"/>
-        </w:rPr>
-        <w:t xml:space="preserve"> инструкции</w:t>
+        <w:t>2 — Однооперандные инструкции</w:t>
       </w:r>
       <w:r>
         <w:rPr>
@@ -6868,25 +6223,7 @@
                 <w:sz w:val="28"/>
                 <w:szCs w:val="28"/>
               </w:rPr>
-              <w:t>Возврат из прерывания (</w:t>
-            </w:r>
-            <w:proofErr w:type="spellStart"/>
-            <w:r>
-              <w:rPr>
-                <w:bCs/>
-                <w:sz w:val="28"/>
-                <w:szCs w:val="28"/>
-              </w:rPr>
-              <w:t>восст</w:t>
-            </w:r>
-            <w:proofErr w:type="spellEnd"/>
-            <w:r>
-              <w:rPr>
-                <w:bCs/>
-                <w:sz w:val="28"/>
-                <w:szCs w:val="28"/>
-              </w:rPr>
-              <w:t>. SR и PC)</w:t>
+              <w:t>Возврат из прерывания (восст. SR и PC)</w:t>
             </w:r>
           </w:p>
         </w:tc>
@@ -7112,32 +6449,15 @@
           <w:sz w:val="28"/>
           <w:szCs w:val="28"/>
         </w:rPr>
-        <w:t xml:space="preserve">Для большинства команд можно выбирать размер операнда: </w:t>
-      </w:r>
-      <w:proofErr w:type="gramStart"/>
-      <w:r>
-        <w:rPr>
-          <w:sz w:val="28"/>
-          <w:szCs w:val="28"/>
-        </w:rPr>
-        <w:t xml:space="preserve">суффиксы </w:t>
-      </w:r>
-      <w:r>
-        <w:rPr>
-          <w:rFonts w:ascii="Courier New" w:hAnsi="Courier New" w:cs="Courier New"/>
-          <w:sz w:val="28"/>
-          <w:szCs w:val="28"/>
-        </w:rPr>
-        <w:t>.B</w:t>
-      </w:r>
-      <w:proofErr w:type="gramEnd"/>
-      <w:r>
-        <w:rPr>
-          <w:rFonts w:ascii="Courier New" w:hAnsi="Courier New" w:cs="Courier New"/>
-          <w:sz w:val="28"/>
-          <w:szCs w:val="28"/>
-        </w:rPr>
-        <w:t xml:space="preserve"> </w:t>
+        <w:t xml:space="preserve">Для большинства команд можно выбирать размер операнда: суффиксы </w:t>
+      </w:r>
+      <w:r>
+        <w:rPr>
+          <w:rFonts w:ascii="Courier New" w:hAnsi="Courier New" w:cs="Courier New"/>
+          <w:sz w:val="28"/>
+          <w:szCs w:val="28"/>
+        </w:rPr>
+        <w:t xml:space="preserve">.B </w:t>
       </w:r>
       <w:r>
         <w:rPr>
@@ -7369,19 +6689,8 @@
           <w:sz w:val="28"/>
           <w:szCs w:val="28"/>
         </w:rPr>
-        <w:lastRenderedPageBreak/>
-        <w:t xml:space="preserve">MOV R5, </w:t>
-      </w:r>
-      <w:proofErr w:type="spellStart"/>
-      <w:r>
-        <w:rPr>
-          <w:rFonts w:ascii="Courier New" w:hAnsi="Courier New" w:cs="Courier New"/>
-          <w:sz w:val="28"/>
-          <w:szCs w:val="28"/>
-        </w:rPr>
-        <w:t>label</w:t>
-      </w:r>
-      <w:proofErr w:type="spellEnd"/>
+        <w:t>MOV R5, label</w:t>
+      </w:r>
       <w:r>
         <w:rPr>
           <w:sz w:val="28"/>
@@ -7407,39 +6716,7 @@
           <w:sz w:val="28"/>
           <w:szCs w:val="28"/>
         </w:rPr>
-        <w:t>Индексный X(</w:t>
-      </w:r>
-      <w:proofErr w:type="spellStart"/>
-      <w:r>
-        <w:rPr>
-          <w:sz w:val="28"/>
-          <w:szCs w:val="28"/>
-        </w:rPr>
-        <w:t>Rn</w:t>
-      </w:r>
-      <w:proofErr w:type="spellEnd"/>
-      <w:r>
-        <w:rPr>
-          <w:sz w:val="28"/>
-          <w:szCs w:val="28"/>
-        </w:rPr>
-        <w:t xml:space="preserve">) (адрес = содержимое </w:t>
-      </w:r>
-      <w:proofErr w:type="spellStart"/>
-      <w:r>
-        <w:rPr>
-          <w:sz w:val="28"/>
-          <w:szCs w:val="28"/>
-        </w:rPr>
-        <w:t>Rn</w:t>
-      </w:r>
-      <w:proofErr w:type="spellEnd"/>
-      <w:r>
-        <w:rPr>
-          <w:sz w:val="28"/>
-          <w:szCs w:val="28"/>
-        </w:rPr>
-        <w:t xml:space="preserve"> + смещение X):</w:t>
+        <w:t>Индексный X(Rn) (адрес = содержимое Rn + смещение X):</w:t>
       </w:r>
     </w:p>
     <w:p>
@@ -7525,23 +6802,7 @@
           <w:sz w:val="28"/>
           <w:szCs w:val="28"/>
         </w:rPr>
-        <w:t xml:space="preserve">Косвенный с </w:t>
-      </w:r>
-      <w:proofErr w:type="spellStart"/>
-      <w:r>
-        <w:rPr>
-          <w:sz w:val="28"/>
-          <w:szCs w:val="28"/>
-        </w:rPr>
-        <w:t>автоинкрементом</w:t>
-      </w:r>
-      <w:proofErr w:type="spellEnd"/>
-      <w:r>
-        <w:rPr>
-          <w:sz w:val="28"/>
-          <w:szCs w:val="28"/>
-        </w:rPr>
-        <w:t xml:space="preserve"> </w:t>
+        <w:t xml:space="preserve">Косвенный с автоинкрементом </w:t>
       </w:r>
       <w:r>
         <w:rPr>
@@ -7745,25 +7006,7 @@
           <w:szCs w:val="28"/>
           <w:lang w:val="en-US"/>
         </w:rPr>
-        <w:t xml:space="preserve">CLR </w:t>
-      </w:r>
-      <w:proofErr w:type="spellStart"/>
-      <w:r>
-        <w:rPr>
-          <w:sz w:val="28"/>
-          <w:szCs w:val="28"/>
-          <w:lang w:val="en-US"/>
-        </w:rPr>
-        <w:t>dst</w:t>
-      </w:r>
-      <w:proofErr w:type="spellEnd"/>
-      <w:r>
-        <w:rPr>
-          <w:sz w:val="28"/>
-          <w:szCs w:val="28"/>
-          <w:lang w:val="en-US"/>
-        </w:rPr>
-        <w:t xml:space="preserve"> </w:t>
+        <w:t xml:space="preserve">CLR dst </w:t>
       </w:r>
       <w:r>
         <w:rPr>
@@ -7780,18 +7023,8 @@
           <w:szCs w:val="28"/>
           <w:lang w:val="en-US"/>
         </w:rPr>
-        <w:t xml:space="preserve"> MOV #0, </w:t>
-      </w:r>
-      <w:proofErr w:type="spellStart"/>
-      <w:r>
-        <w:rPr>
-          <w:sz w:val="28"/>
-          <w:szCs w:val="28"/>
-          <w:lang w:val="en-US"/>
-        </w:rPr>
-        <w:t>dst</w:t>
-      </w:r>
-      <w:proofErr w:type="spellEnd"/>
+        <w:t xml:space="preserve"> MOV #0, dst</w:t>
+      </w:r>
     </w:p>
     <w:p>
       <w:pPr>
@@ -7812,23 +7045,94 @@
           <w:szCs w:val="28"/>
           <w:lang w:val="en-US"/>
         </w:rPr>
-        <w:t xml:space="preserve">INC </w:t>
-      </w:r>
-      <w:proofErr w:type="spellStart"/>
-      <w:r>
-        <w:rPr>
-          <w:sz w:val="28"/>
-          <w:szCs w:val="28"/>
-          <w:lang w:val="en-US"/>
-        </w:rPr>
-        <w:t>dst</w:t>
-      </w:r>
-      <w:proofErr w:type="spellEnd"/>
-      <w:r>
-        <w:rPr>
-          <w:sz w:val="28"/>
-          <w:szCs w:val="28"/>
-          <w:lang w:val="en-US"/>
+        <w:t xml:space="preserve">INC dst </w:t>
+      </w:r>
+      <w:r>
+        <w:rPr>
+          <w:rFonts w:ascii="Cambria Math" w:hAnsi="Cambria Math" w:cs="Cambria Math"/>
+          <w:sz w:val="28"/>
+          <w:szCs w:val="28"/>
+          <w:lang w:val="en-US"/>
+        </w:rPr>
+        <w:t>⇒</w:t>
+      </w:r>
+      <w:r>
+        <w:rPr>
+          <w:sz w:val="28"/>
+          <w:szCs w:val="28"/>
+          <w:lang w:val="en-US"/>
+        </w:rPr>
+        <w:t xml:space="preserve"> ADD #1, dst</w:t>
+      </w:r>
+    </w:p>
+    <w:p>
+      <w:pPr>
+        <w:ind w:left="709" w:firstLine="0"/>
+        <w:rPr>
+          <w:sz w:val="28"/>
+          <w:szCs w:val="28"/>
+          <w:lang w:val="en-US"/>
+        </w:rPr>
+      </w:pPr>
+      <w:r>
+        <w:rPr>
+          <w:sz w:val="28"/>
+          <w:szCs w:val="28"/>
+        </w:rPr>
+        <w:t>3)</w:t>
+      </w:r>
+      <w:r>
+        <w:rPr>
+          <w:sz w:val="28"/>
+          <w:szCs w:val="28"/>
+          <w:lang w:val="en-US"/>
+        </w:rPr>
+        <w:t xml:space="preserve"> DEC dst </w:t>
+      </w:r>
+      <w:r>
+        <w:rPr>
+          <w:rFonts w:ascii="Cambria Math" w:hAnsi="Cambria Math" w:cs="Cambria Math"/>
+          <w:sz w:val="28"/>
+          <w:szCs w:val="28"/>
+          <w:lang w:val="en-US"/>
+        </w:rPr>
+        <w:t>⇒</w:t>
+      </w:r>
+      <w:r>
+        <w:rPr>
+          <w:sz w:val="28"/>
+          <w:szCs w:val="28"/>
+          <w:lang w:val="en-US"/>
+        </w:rPr>
+        <w:t xml:space="preserve"> SUB #1, dst</w:t>
+      </w:r>
+    </w:p>
+    <w:p>
+      <w:pPr>
+        <w:rPr>
+          <w:sz w:val="28"/>
+          <w:szCs w:val="28"/>
+        </w:rPr>
+      </w:pPr>
+      <w:r>
+        <w:rPr>
+          <w:sz w:val="28"/>
+          <w:szCs w:val="28"/>
+        </w:rPr>
+        <w:t xml:space="preserve">4) </w:t>
+      </w:r>
+      <w:r>
+        <w:rPr>
+          <w:sz w:val="28"/>
+          <w:szCs w:val="28"/>
+          <w:lang w:val="en-US"/>
+        </w:rPr>
+        <w:t>DINT</w:t>
+      </w:r>
+      <w:r>
+        <w:rPr>
+          <w:sz w:val="28"/>
+          <w:szCs w:val="28"/>
         </w:rPr>
         <w:t xml:space="preserve"> </w:t>
       </w:r>
@@ -7837,7 +7141,6 @@
           <w:rFonts w:ascii="Cambria Math" w:hAnsi="Cambria Math" w:cs="Cambria Math"/>
           <w:sz w:val="28"/>
           <w:szCs w:val="28"/>
-          <w:lang w:val="en-US"/>
         </w:rPr>
         <w:t>⇒</w:t>
       </w:r>
@@ -7845,69 +7148,110 @@
         <w:rPr>
           <w:sz w:val="28"/>
           <w:szCs w:val="28"/>
-          <w:lang w:val="en-US"/>
-        </w:rPr>
-        <w:t xml:space="preserve"> ADD #1, </w:t>
-      </w:r>
-      <w:proofErr w:type="spellStart"/>
-      <w:r>
-        <w:rPr>
-          <w:sz w:val="28"/>
-          <w:szCs w:val="28"/>
-          <w:lang w:val="en-US"/>
-        </w:rPr>
-        <w:t>dst</w:t>
-      </w:r>
-      <w:proofErr w:type="spellEnd"/>
-    </w:p>
-    <w:p>
-      <w:pPr>
-        <w:ind w:left="709" w:firstLine="0"/>
-        <w:rPr>
-          <w:sz w:val="28"/>
-          <w:szCs w:val="28"/>
-          <w:lang w:val="en-US"/>
-        </w:rPr>
-      </w:pPr>
-      <w:r>
-        <w:rPr>
-          <w:sz w:val="28"/>
-          <w:szCs w:val="28"/>
-        </w:rPr>
-        <w:t>3)</w:t>
-      </w:r>
-      <w:r>
-        <w:rPr>
-          <w:sz w:val="28"/>
-          <w:szCs w:val="28"/>
-          <w:lang w:val="en-US"/>
-        </w:rPr>
-        <w:t xml:space="preserve"> DEC </w:t>
-      </w:r>
-      <w:proofErr w:type="spellStart"/>
-      <w:r>
-        <w:rPr>
-          <w:sz w:val="28"/>
-          <w:szCs w:val="28"/>
-          <w:lang w:val="en-US"/>
-        </w:rPr>
-        <w:t>dst</w:t>
-      </w:r>
-      <w:proofErr w:type="spellEnd"/>
-      <w:r>
-        <w:rPr>
-          <w:sz w:val="28"/>
-          <w:szCs w:val="28"/>
-          <w:lang w:val="en-US"/>
         </w:rPr>
         <w:t xml:space="preserve"> </w:t>
       </w:r>
       <w:r>
         <w:rPr>
+          <w:sz w:val="28"/>
+          <w:szCs w:val="28"/>
+          <w:lang w:val="en-US"/>
+        </w:rPr>
+        <w:t>BIC</w:t>
+      </w:r>
+      <w:r>
+        <w:rPr>
+          <w:sz w:val="28"/>
+          <w:szCs w:val="28"/>
+        </w:rPr>
+        <w:t xml:space="preserve"> #</w:t>
+      </w:r>
+      <w:r>
+        <w:rPr>
+          <w:sz w:val="28"/>
+          <w:szCs w:val="28"/>
+          <w:lang w:val="en-US"/>
+        </w:rPr>
+        <w:t>GIE</w:t>
+      </w:r>
+      <w:r>
+        <w:rPr>
+          <w:sz w:val="28"/>
+          <w:szCs w:val="28"/>
+        </w:rPr>
+        <w:t xml:space="preserve">, </w:t>
+      </w:r>
+      <w:r>
+        <w:rPr>
+          <w:sz w:val="28"/>
+          <w:szCs w:val="28"/>
+          <w:lang w:val="en-US"/>
+        </w:rPr>
+        <w:t>SR</w:t>
+      </w:r>
+      <w:r>
+        <w:rPr>
+          <w:sz w:val="28"/>
+          <w:szCs w:val="28"/>
+        </w:rPr>
+        <w:t xml:space="preserve"> (</w:t>
+      </w:r>
+      <w:r>
+        <w:rPr>
+          <w:sz w:val="28"/>
+          <w:szCs w:val="28"/>
+        </w:rPr>
+        <w:t>запрет</w:t>
+      </w:r>
+      <w:r>
+        <w:rPr>
+          <w:sz w:val="28"/>
+          <w:szCs w:val="28"/>
+        </w:rPr>
+        <w:t xml:space="preserve"> </w:t>
+      </w:r>
+      <w:r>
+        <w:rPr>
+          <w:sz w:val="28"/>
+          <w:szCs w:val="28"/>
+        </w:rPr>
+        <w:t>прерываний</w:t>
+      </w:r>
+      <w:r>
+        <w:rPr>
+          <w:sz w:val="28"/>
+          <w:szCs w:val="28"/>
+        </w:rPr>
+        <w:t>)</w:t>
+      </w:r>
+    </w:p>
+    <w:p>
+      <w:pPr>
+        <w:rPr>
+          <w:sz w:val="28"/>
+          <w:szCs w:val="28"/>
+          <w:lang w:val="en-US"/>
+        </w:rPr>
+      </w:pPr>
+      <w:r>
+        <w:rPr>
+          <w:sz w:val="28"/>
+          <w:szCs w:val="28"/>
+        </w:rPr>
+        <w:t>5)</w:t>
+      </w:r>
+      <w:r>
+        <w:rPr>
+          <w:sz w:val="28"/>
+          <w:szCs w:val="28"/>
+        </w:rPr>
+        <w:t xml:space="preserve"> EINT </w:t>
+      </w:r>
+      <w:r>
+        <w:rPr>
           <w:rFonts w:ascii="Cambria Math" w:hAnsi="Cambria Math" w:cs="Cambria Math"/>
           <w:sz w:val="28"/>
           <w:szCs w:val="28"/>
-          <w:lang w:val="en-US"/>
         </w:rPr>
         <w:t>⇒</w:t>
       </w:r>
@@ -7915,173 +7259,6 @@
         <w:rPr>
           <w:sz w:val="28"/>
           <w:szCs w:val="28"/>
-          <w:lang w:val="en-US"/>
-        </w:rPr>
-        <w:t xml:space="preserve"> SUB #1, </w:t>
-      </w:r>
-      <w:proofErr w:type="spellStart"/>
-      <w:r>
-        <w:rPr>
-          <w:sz w:val="28"/>
-          <w:szCs w:val="28"/>
-          <w:lang w:val="en-US"/>
-        </w:rPr>
-        <w:t>dst</w:t>
-      </w:r>
-      <w:proofErr w:type="spellEnd"/>
-    </w:p>
-    <w:p>
-      <w:pPr>
-        <w:rPr>
-          <w:sz w:val="28"/>
-          <w:szCs w:val="28"/>
-        </w:rPr>
-      </w:pPr>
-      <w:r>
-        <w:rPr>
-          <w:sz w:val="28"/>
-          <w:szCs w:val="28"/>
-        </w:rPr>
-        <w:t xml:space="preserve">4) </w:t>
-      </w:r>
-      <w:r>
-        <w:rPr>
-          <w:sz w:val="28"/>
-          <w:szCs w:val="28"/>
-          <w:lang w:val="en-US"/>
-        </w:rPr>
-        <w:t>DINT</w:t>
-      </w:r>
-      <w:r>
-        <w:rPr>
-          <w:sz w:val="28"/>
-          <w:szCs w:val="28"/>
-        </w:rPr>
-        <w:t xml:space="preserve"> </w:t>
-      </w:r>
-      <w:r>
-        <w:rPr>
-          <w:rFonts w:ascii="Cambria Math" w:hAnsi="Cambria Math" w:cs="Cambria Math"/>
-          <w:sz w:val="28"/>
-          <w:szCs w:val="28"/>
-        </w:rPr>
-        <w:t>⇒</w:t>
-      </w:r>
-      <w:r>
-        <w:rPr>
-          <w:sz w:val="28"/>
-          <w:szCs w:val="28"/>
-        </w:rPr>
-        <w:t xml:space="preserve"> </w:t>
-      </w:r>
-      <w:r>
-        <w:rPr>
-          <w:sz w:val="28"/>
-          <w:szCs w:val="28"/>
-          <w:lang w:val="en-US"/>
-        </w:rPr>
-        <w:t>BIC</w:t>
-      </w:r>
-      <w:r>
-        <w:rPr>
-          <w:sz w:val="28"/>
-          <w:szCs w:val="28"/>
-        </w:rPr>
-        <w:t xml:space="preserve"> #</w:t>
-      </w:r>
-      <w:r>
-        <w:rPr>
-          <w:sz w:val="28"/>
-          <w:szCs w:val="28"/>
-          <w:lang w:val="en-US"/>
-        </w:rPr>
-        <w:t>GIE</w:t>
-      </w:r>
-      <w:r>
-        <w:rPr>
-          <w:sz w:val="28"/>
-          <w:szCs w:val="28"/>
-        </w:rPr>
-        <w:t xml:space="preserve">, </w:t>
-      </w:r>
-      <w:r>
-        <w:rPr>
-          <w:sz w:val="28"/>
-          <w:szCs w:val="28"/>
-          <w:lang w:val="en-US"/>
-        </w:rPr>
-        <w:t>SR</w:t>
-      </w:r>
-      <w:r>
-        <w:rPr>
-          <w:sz w:val="28"/>
-          <w:szCs w:val="28"/>
-        </w:rPr>
-        <w:t xml:space="preserve"> (</w:t>
-      </w:r>
-      <w:r>
-        <w:rPr>
-          <w:sz w:val="28"/>
-          <w:szCs w:val="28"/>
-        </w:rPr>
-        <w:t>запрет</w:t>
-      </w:r>
-      <w:r>
-        <w:rPr>
-          <w:sz w:val="28"/>
-          <w:szCs w:val="28"/>
-        </w:rPr>
-        <w:t xml:space="preserve"> </w:t>
-      </w:r>
-      <w:r>
-        <w:rPr>
-          <w:sz w:val="28"/>
-          <w:szCs w:val="28"/>
-        </w:rPr>
-        <w:t>прерываний</w:t>
-      </w:r>
-      <w:r>
-        <w:rPr>
-          <w:sz w:val="28"/>
-          <w:szCs w:val="28"/>
-        </w:rPr>
-        <w:t>)</w:t>
-      </w:r>
-    </w:p>
-    <w:p>
-      <w:pPr>
-        <w:rPr>
-          <w:sz w:val="28"/>
-          <w:szCs w:val="28"/>
-          <w:lang w:val="en-US"/>
-        </w:rPr>
-      </w:pPr>
-      <w:r>
-        <w:rPr>
-          <w:sz w:val="28"/>
-          <w:szCs w:val="28"/>
-        </w:rPr>
-        <w:t>5)</w:t>
-      </w:r>
-      <w:r>
-        <w:rPr>
-          <w:sz w:val="28"/>
-          <w:szCs w:val="28"/>
-        </w:rPr>
-        <w:t xml:space="preserve"> EINT </w:t>
-      </w:r>
-      <w:r>
-        <w:rPr>
-          <w:rFonts w:ascii="Cambria Math" w:hAnsi="Cambria Math" w:cs="Cambria Math"/>
-          <w:sz w:val="28"/>
-          <w:szCs w:val="28"/>
-        </w:rPr>
-        <w:t>⇒</w:t>
-      </w:r>
-      <w:r>
-        <w:rPr>
-          <w:sz w:val="28"/>
-          <w:szCs w:val="28"/>
         </w:rPr>
         <w:t xml:space="preserve"> BIS #GIE, SR (разрешение прерываний)</w:t>
       </w:r>
@@ -8127,25 +7304,7 @@
           <w:sz w:val="28"/>
           <w:szCs w:val="28"/>
         </w:rPr>
-        <w:t>3 — Переходы (</w:t>
-      </w:r>
-      <w:proofErr w:type="spellStart"/>
-      <w:r>
-        <w:rPr>
-          <w:bCs/>
-          <w:sz w:val="28"/>
-          <w:szCs w:val="28"/>
-        </w:rPr>
-        <w:t>Jump</w:t>
-      </w:r>
-      <w:proofErr w:type="spellEnd"/>
-      <w:r>
-        <w:rPr>
-          <w:bCs/>
-          <w:sz w:val="28"/>
-          <w:szCs w:val="28"/>
-        </w:rPr>
-        <w:t>‑инструкции)</w:t>
+        <w:t>3 — Переходы (Jump‑инструкции)</w:t>
       </w:r>
     </w:p>
     <w:tbl>
@@ -8750,23 +7909,13 @@
                 <w:szCs w:val="28"/>
               </w:rPr>
             </w:pPr>
-            <w:proofErr w:type="gramStart"/>
             <w:r>
               <w:rPr>
                 <w:bCs/>
                 <w:sz w:val="28"/>
                 <w:szCs w:val="28"/>
               </w:rPr>
-              <w:t>N !</w:t>
-            </w:r>
-            <w:proofErr w:type="gramEnd"/>
-            <w:r>
-              <w:rPr>
-                <w:bCs/>
-                <w:sz w:val="28"/>
-                <w:szCs w:val="28"/>
-              </w:rPr>
-              <w:t>= V</w:t>
+              <w:t>N != V</w:t>
             </w:r>
           </w:p>
         </w:tc>
@@ -8887,7 +8036,6 @@
           <w:sz w:val="28"/>
           <w:szCs w:val="28"/>
         </w:rPr>
-        <w:lastRenderedPageBreak/>
         <w:t>Далее описаны р</w:t>
       </w:r>
       <w:r>
@@ -9225,23 +8373,7 @@
           <w:sz w:val="28"/>
           <w:szCs w:val="28"/>
         </w:rPr>
-        <w:t>Компактные «</w:t>
-      </w:r>
-      <w:proofErr w:type="spellStart"/>
-      <w:r>
-        <w:rPr>
-          <w:sz w:val="28"/>
-          <w:szCs w:val="28"/>
-        </w:rPr>
-        <w:t>address‑instructions</w:t>
-      </w:r>
-      <w:proofErr w:type="spellEnd"/>
-      <w:r>
-        <w:rPr>
-          <w:sz w:val="28"/>
-          <w:szCs w:val="28"/>
-        </w:rPr>
-        <w:t>»: специальные укороченные варианты некоторых команд с ограниченным набором режимов адресации. Ограничения позволяют сделать ускорить выполнение</w:t>
+        <w:t>Компактные «address‑instructions»: специальные укороченные варианты некоторых команд с ограниченным набором режимов адресации. Ограничения позволяют сделать ускорить выполнение</w:t>
       </w:r>
       <w:r>
         <w:rPr>
@@ -9709,27 +8841,7 @@
                 <w:sz w:val="22"/>
                 <w:szCs w:val="22"/>
               </w:rPr>
-              <w:t xml:space="preserve">PUSHM.W #4, R4 </w:t>
-            </w:r>
-            <w:proofErr w:type="gramStart"/>
-            <w:r>
-              <w:rPr>
-                <w:rFonts w:ascii="Courier New" w:hAnsi="Courier New"/>
-                <w:bCs/>
-                <w:sz w:val="22"/>
-                <w:szCs w:val="22"/>
-              </w:rPr>
-              <w:t xml:space="preserve">  ;</w:t>
-            </w:r>
-            <w:proofErr w:type="gramEnd"/>
-            <w:r>
-              <w:rPr>
-                <w:rFonts w:ascii="Courier New" w:hAnsi="Courier New"/>
-                <w:bCs/>
-                <w:sz w:val="22"/>
-                <w:szCs w:val="22"/>
-              </w:rPr>
-              <w:t xml:space="preserve"> R4..R7</w:t>
+              <w:t>PUSHM.W #4, R4   ; R4..R7</w:t>
             </w:r>
           </w:p>
         </w:tc>
@@ -9800,7 +8912,6 @@
                 <w:szCs w:val="22"/>
               </w:rPr>
             </w:pPr>
-            <w:proofErr w:type="gramStart"/>
             <w:r>
               <w:rPr>
                 <w:rFonts w:ascii="Courier New" w:hAnsi="Courier New"/>
@@ -9808,17 +8919,7 @@
                 <w:sz w:val="22"/>
                 <w:szCs w:val="22"/>
               </w:rPr>
-              <w:t>POPM.W  #</w:t>
-            </w:r>
-            <w:proofErr w:type="gramEnd"/>
-            <w:r>
-              <w:rPr>
-                <w:rFonts w:ascii="Courier New" w:hAnsi="Courier New"/>
-                <w:bCs/>
-                <w:sz w:val="22"/>
-                <w:szCs w:val="22"/>
-              </w:rPr>
-              <w:t>4, R4   ; R4..R7</w:t>
+              <w:t>POPM.W  #4, R4   ; R4..R7</w:t>
             </w:r>
           </w:p>
         </w:tc>
@@ -9885,38 +8986,21 @@
           <w:sz w:val="28"/>
           <w:szCs w:val="28"/>
         </w:rPr>
-        <w:t>Регистры быстрее памяти. Операции «</w:t>
-      </w:r>
-      <w:proofErr w:type="spellStart"/>
-      <w:r>
-        <w:rPr>
-          <w:sz w:val="28"/>
-          <w:szCs w:val="28"/>
-        </w:rPr>
-        <w:t>регистр→регистр</w:t>
-      </w:r>
-      <w:proofErr w:type="spellEnd"/>
-      <w:r>
-        <w:rPr>
-          <w:sz w:val="28"/>
-          <w:szCs w:val="28"/>
-        </w:rPr>
-        <w:t>» обычно самые лёгкие и быстрые. Любой доступ к памяти добавляет машинные циклы.</w:t>
-      </w:r>
-    </w:p>
-    <w:p>
-      <w:pPr>
-        <w:rPr>
-          <w:sz w:val="28"/>
-          <w:szCs w:val="28"/>
-        </w:rPr>
-      </w:pPr>
-      <w:r>
-        <w:rPr>
-          <w:sz w:val="28"/>
-          <w:szCs w:val="28"/>
-        </w:rPr>
-        <w:lastRenderedPageBreak/>
+        <w:t>Регистры быстрее памяти. Операции «регистр→регистр» обычно самые лёгкие и быстрые. Любой доступ к памяти добавляет машинные циклы.</w:t>
+      </w:r>
+    </w:p>
+    <w:p>
+      <w:pPr>
+        <w:rPr>
+          <w:sz w:val="28"/>
+          <w:szCs w:val="28"/>
+        </w:rPr>
+      </w:pPr>
+      <w:r>
+        <w:rPr>
+          <w:sz w:val="28"/>
+          <w:szCs w:val="28"/>
+        </w:rPr>
         <w:t>Адреса длиннее — команды больше. Если используется адрес вне 16‑битной области, команде требуется дополнительное слово — код становится длиннее и выполняется чуть медленнее.</w:t>
       </w:r>
     </w:p>
@@ -9933,23 +9017,7 @@
           <w:sz w:val="28"/>
           <w:szCs w:val="28"/>
         </w:rPr>
-        <w:t xml:space="preserve">Переходы лучше держать «короткими». Условные </w:t>
-      </w:r>
-      <w:proofErr w:type="spellStart"/>
-      <w:r>
-        <w:rPr>
-          <w:sz w:val="28"/>
-          <w:szCs w:val="28"/>
-        </w:rPr>
-        <w:t>Jxx</w:t>
-      </w:r>
-      <w:proofErr w:type="spellEnd"/>
-      <w:r>
-        <w:rPr>
-          <w:sz w:val="28"/>
-          <w:szCs w:val="28"/>
-        </w:rPr>
-        <w:t xml:space="preserve"> работают на ±1 КБ вокруг текущего места и выполняются быстро. Для дальних переходов используют JMP или «прыжок через регистр»</w:t>
+        <w:t>Переходы лучше держать «короткими». Условные Jxx работают на ±1 КБ вокруг текущего места и выполняются быстро. Для дальних переходов используют JMP или «прыжок через регистр»</w:t>
       </w:r>
       <w:r>
         <w:rPr>
@@ -9964,43 +9032,7 @@
           <w:sz w:val="28"/>
           <w:szCs w:val="28"/>
         </w:rPr>
-        <w:t xml:space="preserve">BR </w:t>
-      </w:r>
-      <w:proofErr w:type="spellStart"/>
-      <w:r>
-        <w:rPr>
-          <w:rFonts w:ascii="Courier New" w:hAnsi="Courier New" w:cs="Courier New"/>
-          <w:sz w:val="28"/>
-          <w:szCs w:val="28"/>
-        </w:rPr>
-        <w:t>dst</w:t>
-      </w:r>
-      <w:proofErr w:type="spellEnd"/>
-      <w:r>
-        <w:rPr>
-          <w:rFonts w:ascii="Courier New" w:hAnsi="Courier New" w:cs="Courier New"/>
-          <w:sz w:val="28"/>
-          <w:szCs w:val="28"/>
-        </w:rPr>
-        <w:t xml:space="preserve"> = MOV </w:t>
-      </w:r>
-      <w:proofErr w:type="spellStart"/>
-      <w:r>
-        <w:rPr>
-          <w:rFonts w:ascii="Courier New" w:hAnsi="Courier New" w:cs="Courier New"/>
-          <w:sz w:val="28"/>
-          <w:szCs w:val="28"/>
-        </w:rPr>
-        <w:t>dst</w:t>
-      </w:r>
-      <w:proofErr w:type="spellEnd"/>
-      <w:r>
-        <w:rPr>
-          <w:rFonts w:ascii="Courier New" w:hAnsi="Courier New" w:cs="Courier New"/>
-          <w:sz w:val="28"/>
-          <w:szCs w:val="28"/>
-        </w:rPr>
-        <w:t>, PC</w:t>
+        <w:t>BR dst = MOV dst, PC</w:t>
       </w:r>
       <w:r>
         <w:rPr>
@@ -10023,32 +9055,14 @@
           <w:sz w:val="28"/>
           <w:szCs w:val="28"/>
         </w:rPr>
-        <w:t xml:space="preserve">Маленькие константы без вшитого слова — это и короткий код, и меньше </w:t>
-      </w:r>
-      <w:proofErr w:type="spellStart"/>
-      <w:proofErr w:type="gramStart"/>
-      <w:r>
-        <w:rPr>
-          <w:sz w:val="28"/>
-          <w:szCs w:val="28"/>
-        </w:rPr>
-        <w:t>циклов.</w:t>
-      </w:r>
-      <w:r>
-        <w:rPr>
-          <w:sz w:val="28"/>
-          <w:szCs w:val="28"/>
-        </w:rPr>
-        <w:t>Из</w:t>
-      </w:r>
-      <w:proofErr w:type="spellEnd"/>
-      <w:proofErr w:type="gramEnd"/>
-      <w:r>
-        <w:rPr>
-          <w:sz w:val="28"/>
-          <w:szCs w:val="28"/>
-        </w:rPr>
-        <w:t xml:space="preserve"> п</w:t>
+        <w:t>Маленькие константы без вшитого слова — это и короткий код, и меньше циклов.</w:t>
+      </w:r>
+      <w:r>
+        <w:rPr>
+          <w:sz w:val="28"/>
+          <w:szCs w:val="28"/>
+        </w:rPr>
+        <w:t>Из п</w:t>
       </w:r>
       <w:r>
         <w:rPr>
@@ -10339,36 +9353,14 @@
         </w:rPr>
         <w:t xml:space="preserve">      </w:t>
       </w:r>
-      <w:proofErr w:type="gramStart"/>
-      <w:r>
-        <w:rPr>
-          <w:rFonts w:ascii="Courier New" w:hAnsi="Courier New" w:cs="Courier New"/>
-          <w:sz w:val="22"/>
-          <w:szCs w:val="22"/>
-          <w:lang w:val="en-US"/>
-        </w:rPr>
-        <w:t>.</w:t>
-      </w:r>
-      <w:proofErr w:type="spellStart"/>
-      <w:r>
-        <w:rPr>
-          <w:rFonts w:ascii="Courier New" w:hAnsi="Courier New" w:cs="Courier New"/>
-          <w:sz w:val="22"/>
-          <w:szCs w:val="22"/>
-          <w:lang w:val="en-US"/>
-        </w:rPr>
-        <w:t>cdecls</w:t>
-      </w:r>
-      <w:proofErr w:type="spellEnd"/>
-      <w:proofErr w:type="gramEnd"/>
-      <w:r>
-        <w:rPr>
-          <w:rFonts w:ascii="Courier New" w:hAnsi="Courier New" w:cs="Courier New"/>
-          <w:sz w:val="22"/>
-          <w:szCs w:val="22"/>
-          <w:lang w:val="en-US"/>
-        </w:rPr>
-        <w:t xml:space="preserve"> C,LIST,"msp430f5529.h"</w:t>
+      <w:r>
+        <w:rPr>
+          <w:rFonts w:ascii="Courier New" w:hAnsi="Courier New" w:cs="Courier New"/>
+          <w:sz w:val="22"/>
+          <w:szCs w:val="22"/>
+          <w:lang w:val="en-US"/>
+        </w:rPr>
+        <w:t>.cdecls C,LIST,"msp430f5529.h"</w:t>
       </w:r>
     </w:p>
     <w:p>
@@ -10455,47 +9447,7 @@
           <w:szCs w:val="22"/>
           <w:lang w:val="en-US"/>
         </w:rPr>
-        <w:t xml:space="preserve">        MOV.W   #WDTPW|WDTHOLD, &amp;WDTCTL  </w:t>
-      </w:r>
-      <w:proofErr w:type="gramStart"/>
-      <w:r>
-        <w:rPr>
-          <w:rFonts w:ascii="Courier New" w:hAnsi="Courier New" w:cs="Courier New"/>
-          <w:sz w:val="22"/>
-          <w:szCs w:val="22"/>
-          <w:lang w:val="en-US"/>
-        </w:rPr>
-        <w:t xml:space="preserve">  ;</w:t>
-      </w:r>
-      <w:proofErr w:type="gramEnd"/>
-      <w:r>
-        <w:rPr>
-          <w:rFonts w:ascii="Courier New" w:hAnsi="Courier New" w:cs="Courier New"/>
-          <w:sz w:val="22"/>
-          <w:szCs w:val="22"/>
-          <w:lang w:val="en-US"/>
-        </w:rPr>
-        <w:t xml:space="preserve"> </w:t>
-      </w:r>
-      <w:proofErr w:type="spellStart"/>
-      <w:r>
-        <w:rPr>
-          <w:rFonts w:ascii="Courier New" w:hAnsi="Courier New" w:cs="Courier New"/>
-          <w:sz w:val="22"/>
-          <w:szCs w:val="22"/>
-          <w:lang w:val="en-US"/>
-        </w:rPr>
-        <w:t>остановить</w:t>
-      </w:r>
-      <w:proofErr w:type="spellEnd"/>
-      <w:r>
-        <w:rPr>
-          <w:rFonts w:ascii="Courier New" w:hAnsi="Courier New" w:cs="Courier New"/>
-          <w:sz w:val="22"/>
-          <w:szCs w:val="22"/>
-          <w:lang w:val="en-US"/>
-        </w:rPr>
-        <w:t xml:space="preserve"> watchdog</w:t>
+        <w:t xml:space="preserve">        MOV.W   #WDTPW|WDTHOLD, &amp;WDTCTL    ; остановить watchdog</w:t>
       </w:r>
     </w:p>
     <w:p>
@@ -10519,47 +9471,7 @@
           <w:szCs w:val="22"/>
           <w:lang w:val="en-US"/>
         </w:rPr>
-        <w:t xml:space="preserve">        ; ... </w:t>
-      </w:r>
-      <w:proofErr w:type="spellStart"/>
-      <w:r>
-        <w:rPr>
-          <w:rFonts w:ascii="Courier New" w:hAnsi="Courier New" w:cs="Courier New"/>
-          <w:sz w:val="22"/>
-          <w:szCs w:val="22"/>
-          <w:lang w:val="en-US"/>
-        </w:rPr>
-        <w:t>дальнейшая</w:t>
-      </w:r>
-      <w:proofErr w:type="spellEnd"/>
-      <w:r>
-        <w:rPr>
-          <w:rFonts w:ascii="Courier New" w:hAnsi="Courier New" w:cs="Courier New"/>
-          <w:sz w:val="22"/>
-          <w:szCs w:val="22"/>
-          <w:lang w:val="en-US"/>
-        </w:rPr>
-        <w:t xml:space="preserve"> </w:t>
-      </w:r>
-      <w:proofErr w:type="spellStart"/>
-      <w:r>
-        <w:rPr>
-          <w:rFonts w:ascii="Courier New" w:hAnsi="Courier New" w:cs="Courier New"/>
-          <w:sz w:val="22"/>
-          <w:szCs w:val="22"/>
-          <w:lang w:val="en-US"/>
-        </w:rPr>
-        <w:t>инициализация</w:t>
-      </w:r>
-      <w:proofErr w:type="spellEnd"/>
-      <w:r>
-        <w:rPr>
-          <w:rFonts w:ascii="Courier New" w:hAnsi="Courier New" w:cs="Courier New"/>
-          <w:sz w:val="22"/>
-          <w:szCs w:val="22"/>
-          <w:lang w:val="en-US"/>
-        </w:rPr>
-        <w:t xml:space="preserve"> ...</w:t>
+        <w:t xml:space="preserve">        ; ... дальнейшая инициализация ...</w:t>
       </w:r>
     </w:p>
     <w:p>
@@ -10703,39 +9615,16 @@
           <w:szCs w:val="22"/>
           <w:lang w:val="en-US"/>
         </w:rPr>
-        <w:lastRenderedPageBreak/>
         <w:t xml:space="preserve">        </w:t>
       </w:r>
-      <w:proofErr w:type="gramStart"/>
-      <w:r>
-        <w:rPr>
-          <w:rFonts w:ascii="Courier New" w:hAnsi="Courier New" w:cs="Courier New"/>
-          <w:sz w:val="22"/>
-          <w:szCs w:val="22"/>
-          <w:lang w:val="en-US"/>
-        </w:rPr>
-        <w:t>.</w:t>
-      </w:r>
-      <w:proofErr w:type="spellStart"/>
-      <w:r>
-        <w:rPr>
-          <w:rFonts w:ascii="Courier New" w:hAnsi="Courier New" w:cs="Courier New"/>
-          <w:sz w:val="22"/>
-          <w:szCs w:val="22"/>
-          <w:lang w:val="en-US"/>
-        </w:rPr>
-        <w:t>cdecls</w:t>
-      </w:r>
-      <w:proofErr w:type="spellEnd"/>
-      <w:proofErr w:type="gramEnd"/>
-      <w:r>
-        <w:rPr>
-          <w:rFonts w:ascii="Courier New" w:hAnsi="Courier New" w:cs="Courier New"/>
-          <w:sz w:val="22"/>
-          <w:szCs w:val="22"/>
-          <w:lang w:val="en-US"/>
-        </w:rPr>
-        <w:t xml:space="preserve"> C,LIST,"msp430f5529.h"</w:t>
+      <w:r>
+        <w:rPr>
+          <w:rFonts w:ascii="Courier New" w:hAnsi="Courier New" w:cs="Courier New"/>
+          <w:sz w:val="22"/>
+          <w:szCs w:val="22"/>
+          <w:lang w:val="en-US"/>
+        </w:rPr>
+        <w:t>.cdecls C,LIST,"msp430f5529.h"</w:t>
       </w:r>
     </w:p>
     <w:bookmarkEnd w:id="21"/>
@@ -10821,27 +9710,7 @@
           <w:szCs w:val="22"/>
           <w:lang w:val="en-US"/>
         </w:rPr>
-        <w:t xml:space="preserve">  BIS.B   #BIT0, &amp;P1DIR; P1.0 -&gt; </w:t>
-      </w:r>
-      <w:proofErr w:type="spellStart"/>
-      <w:r>
-        <w:rPr>
-          <w:rFonts w:ascii="Courier New" w:hAnsi="Courier New" w:cs="Courier New"/>
-          <w:sz w:val="22"/>
-          <w:szCs w:val="22"/>
-          <w:lang w:val="en-US"/>
-        </w:rPr>
-        <w:t>выход</w:t>
-      </w:r>
-      <w:proofErr w:type="spellEnd"/>
-      <w:r>
-        <w:rPr>
-          <w:rFonts w:ascii="Courier New" w:hAnsi="Courier New" w:cs="Courier New"/>
-          <w:sz w:val="22"/>
-          <w:szCs w:val="22"/>
-          <w:lang w:val="en-US"/>
-        </w:rPr>
-        <w:t xml:space="preserve"> (LED)</w:t>
+        <w:t xml:space="preserve">  BIS.B   #BIT0, &amp;P1DIR; P1.0 -&gt; выход (LED)</w:t>
       </w:r>
     </w:p>
     <w:p>
@@ -10883,27 +9752,7 @@
           <w:szCs w:val="22"/>
           <w:lang w:val="en-US"/>
         </w:rPr>
-        <w:t xml:space="preserve"> BIC.B   #BIT0, &amp;P1OUT; LED = 0 (</w:t>
-      </w:r>
-      <w:proofErr w:type="spellStart"/>
-      <w:r>
-        <w:rPr>
-          <w:rFonts w:ascii="Courier New" w:hAnsi="Courier New" w:cs="Courier New"/>
-          <w:sz w:val="22"/>
-          <w:szCs w:val="22"/>
-          <w:lang w:val="en-US"/>
-        </w:rPr>
-        <w:t>выкл</w:t>
-      </w:r>
-      <w:proofErr w:type="spellEnd"/>
-      <w:r>
-        <w:rPr>
-          <w:rFonts w:ascii="Courier New" w:hAnsi="Courier New" w:cs="Courier New"/>
-          <w:sz w:val="22"/>
-          <w:szCs w:val="22"/>
-          <w:lang w:val="en-US"/>
-        </w:rPr>
-        <w:t>)</w:t>
+        <w:t xml:space="preserve"> BIC.B   #BIT0, &amp;P1OUT; LED = 0 (выкл)</w:t>
       </w:r>
     </w:p>
     <w:p>
@@ -11022,27 +9871,7 @@
           <w:szCs w:val="22"/>
           <w:lang w:val="en-US"/>
         </w:rPr>
-        <w:t xml:space="preserve">        MOV.W   #</w:t>
-      </w:r>
-      <w:proofErr w:type="gramStart"/>
-      <w:r>
-        <w:rPr>
-          <w:rFonts w:ascii="Courier New" w:hAnsi="Courier New" w:cs="Courier New"/>
-          <w:sz w:val="22"/>
-          <w:szCs w:val="22"/>
-          <w:lang w:val="en-US"/>
-        </w:rPr>
-        <w:t>16,  R</w:t>
-      </w:r>
-      <w:proofErr w:type="gramEnd"/>
-      <w:r>
-        <w:rPr>
-          <w:rFonts w:ascii="Courier New" w:hAnsi="Courier New" w:cs="Courier New"/>
-          <w:sz w:val="22"/>
-          <w:szCs w:val="22"/>
-          <w:lang w:val="en-US"/>
-        </w:rPr>
-        <w:t>14</w:t>
+        <w:t xml:space="preserve">        MOV.W   #16,  R14</w:t>
       </w:r>
     </w:p>
     <w:p>
@@ -11059,25 +9888,14 @@
           <w:lang w:val="en-US"/>
         </w:rPr>
       </w:pPr>
-      <w:proofErr w:type="spellStart"/>
-      <w:r>
-        <w:rPr>
-          <w:rFonts w:ascii="Courier New" w:hAnsi="Courier New" w:cs="Courier New"/>
-          <w:sz w:val="22"/>
-          <w:szCs w:val="22"/>
-          <w:lang w:val="en-US"/>
-        </w:rPr>
-        <w:t>copy_lp</w:t>
-      </w:r>
-      <w:proofErr w:type="spellEnd"/>
-      <w:r>
-        <w:rPr>
-          <w:rFonts w:ascii="Courier New" w:hAnsi="Courier New" w:cs="Courier New"/>
-          <w:sz w:val="22"/>
-          <w:szCs w:val="22"/>
-          <w:lang w:val="en-US"/>
-        </w:rPr>
-        <w:t>:</w:t>
+      <w:r>
+        <w:rPr>
+          <w:rFonts w:ascii="Courier New" w:hAnsi="Courier New" w:cs="Courier New"/>
+          <w:sz w:val="22"/>
+          <w:szCs w:val="22"/>
+          <w:lang w:val="en-US"/>
+        </w:rPr>
+        <w:t>copy_lp:</w:t>
       </w:r>
     </w:p>
     <w:p>
@@ -11263,19 +10081,8 @@
           <w:szCs w:val="22"/>
           <w:lang w:val="en-US"/>
         </w:rPr>
-        <w:t xml:space="preserve">        JNZ     </w:t>
-      </w:r>
-      <w:proofErr w:type="spellStart"/>
-      <w:r>
-        <w:rPr>
-          <w:rFonts w:ascii="Courier New" w:hAnsi="Courier New" w:cs="Courier New"/>
-          <w:sz w:val="22"/>
-          <w:szCs w:val="22"/>
-          <w:lang w:val="en-US"/>
-        </w:rPr>
-        <w:t>copy_lp</w:t>
-      </w:r>
-      <w:proofErr w:type="spellEnd"/>
+        <w:t xml:space="preserve">        JNZ     copy_lp</w:t>
+      </w:r>
     </w:p>
     <w:p>
       <w:pPr>
@@ -11298,38 +10105,7 @@
           <w:szCs w:val="22"/>
           <w:lang w:val="en-US"/>
         </w:rPr>
-        <w:t xml:space="preserve">        </w:t>
-      </w:r>
-      <w:proofErr w:type="gramStart"/>
-      <w:r>
-        <w:rPr>
-          <w:rFonts w:ascii="Courier New" w:hAnsi="Courier New" w:cs="Courier New"/>
-          <w:sz w:val="22"/>
-          <w:szCs w:val="22"/>
-          <w:lang w:val="en-US"/>
-        </w:rPr>
-        <w:t>.</w:t>
-      </w:r>
-      <w:proofErr w:type="spellStart"/>
-      <w:r>
-        <w:rPr>
-          <w:rFonts w:ascii="Courier New" w:hAnsi="Courier New" w:cs="Courier New"/>
-          <w:sz w:val="22"/>
-          <w:szCs w:val="22"/>
-          <w:lang w:val="en-US"/>
-        </w:rPr>
-        <w:t>bss</w:t>
-      </w:r>
-      <w:proofErr w:type="spellEnd"/>
-      <w:proofErr w:type="gramEnd"/>
-      <w:r>
-        <w:rPr>
-          <w:rFonts w:ascii="Courier New" w:hAnsi="Courier New" w:cs="Courier New"/>
-          <w:sz w:val="22"/>
-          <w:szCs w:val="22"/>
-          <w:lang w:val="en-US"/>
-        </w:rPr>
-        <w:t xml:space="preserve">    src,16</w:t>
+        <w:t xml:space="preserve">        .bss    src,16</w:t>
       </w:r>
     </w:p>
     <w:p>
@@ -11353,38 +10129,7 @@
           <w:szCs w:val="22"/>
           <w:lang w:val="en-US"/>
         </w:rPr>
-        <w:t xml:space="preserve">        </w:t>
-      </w:r>
-      <w:proofErr w:type="gramStart"/>
-      <w:r>
-        <w:rPr>
-          <w:rFonts w:ascii="Courier New" w:hAnsi="Courier New" w:cs="Courier New"/>
-          <w:sz w:val="22"/>
-          <w:szCs w:val="22"/>
-          <w:lang w:val="en-US"/>
-        </w:rPr>
-        <w:t>.</w:t>
-      </w:r>
-      <w:proofErr w:type="spellStart"/>
-      <w:r>
-        <w:rPr>
-          <w:rFonts w:ascii="Courier New" w:hAnsi="Courier New" w:cs="Courier New"/>
-          <w:sz w:val="22"/>
-          <w:szCs w:val="22"/>
-          <w:lang w:val="en-US"/>
-        </w:rPr>
-        <w:t>bss</w:t>
-      </w:r>
-      <w:proofErr w:type="spellEnd"/>
-      <w:proofErr w:type="gramEnd"/>
-      <w:r>
-        <w:rPr>
-          <w:rFonts w:ascii="Courier New" w:hAnsi="Courier New" w:cs="Courier New"/>
-          <w:sz w:val="22"/>
-          <w:szCs w:val="22"/>
-          <w:lang w:val="en-US"/>
-        </w:rPr>
-        <w:t xml:space="preserve">    dst,16</w:t>
+        <w:t xml:space="preserve">        .bss    dst,16</w:t>
       </w:r>
     </w:p>
     <w:p>
@@ -11526,36 +10271,14 @@
           <w:lang w:val="en-US"/>
         </w:rPr>
       </w:pPr>
-      <w:proofErr w:type="gramStart"/>
-      <w:r>
-        <w:rPr>
-          <w:rFonts w:ascii="Courier New" w:hAnsi="Courier New" w:cs="Courier New"/>
-          <w:sz w:val="22"/>
-          <w:szCs w:val="22"/>
-          <w:lang w:val="en-US"/>
-        </w:rPr>
-        <w:t>.</w:t>
-      </w:r>
-      <w:proofErr w:type="spellStart"/>
-      <w:r>
-        <w:rPr>
-          <w:rFonts w:ascii="Courier New" w:hAnsi="Courier New" w:cs="Courier New"/>
-          <w:sz w:val="22"/>
-          <w:szCs w:val="22"/>
-          <w:lang w:val="en-US"/>
-        </w:rPr>
-        <w:t>cdecls</w:t>
-      </w:r>
-      <w:proofErr w:type="spellEnd"/>
-      <w:proofErr w:type="gramEnd"/>
-      <w:r>
-        <w:rPr>
-          <w:rFonts w:ascii="Courier New" w:hAnsi="Courier New" w:cs="Courier New"/>
-          <w:sz w:val="22"/>
-          <w:szCs w:val="22"/>
-          <w:lang w:val="en-US"/>
-        </w:rPr>
-        <w:t xml:space="preserve"> C,LIST,"msp430f5529.h"</w:t>
+      <w:r>
+        <w:rPr>
+          <w:rFonts w:ascii="Courier New" w:hAnsi="Courier New" w:cs="Courier New"/>
+          <w:sz w:val="22"/>
+          <w:szCs w:val="22"/>
+          <w:lang w:val="en-US"/>
+        </w:rPr>
+        <w:t>.cdecls C,LIST,"msp430f5529.h"</w:t>
       </w:r>
     </w:p>
     <w:p>
@@ -11753,23 +10476,13 @@
         </w:rPr>
         <w:t>R</w:t>
       </w:r>
-      <w:proofErr w:type="gramStart"/>
-      <w:r>
-        <w:rPr>
-          <w:rFonts w:ascii="Courier New" w:hAnsi="Courier New" w:cs="Courier New"/>
-          <w:sz w:val="22"/>
-          <w:szCs w:val="22"/>
-        </w:rPr>
-        <w:t>5 :</w:t>
-      </w:r>
-      <w:proofErr w:type="gramEnd"/>
-      <w:r>
-        <w:rPr>
-          <w:rFonts w:ascii="Courier New" w:hAnsi="Courier New" w:cs="Courier New"/>
-          <w:sz w:val="22"/>
-          <w:szCs w:val="22"/>
-        </w:rPr>
-        <w:t xml:space="preserve">= </w:t>
+      <w:r>
+        <w:rPr>
+          <w:rFonts w:ascii="Courier New" w:hAnsi="Courier New" w:cs="Courier New"/>
+          <w:sz w:val="22"/>
+          <w:szCs w:val="22"/>
+        </w:rPr>
+        <w:t xml:space="preserve">5 := </w:t>
       </w:r>
       <w:r>
         <w:rPr>
@@ -12030,36 +10743,14 @@
         </w:rPr>
         <w:t xml:space="preserve">        </w:t>
       </w:r>
-      <w:proofErr w:type="gramStart"/>
-      <w:r>
-        <w:rPr>
-          <w:rFonts w:ascii="Courier New" w:hAnsi="Courier New" w:cs="Courier New"/>
-          <w:sz w:val="22"/>
-          <w:szCs w:val="22"/>
-          <w:lang w:val="en-US"/>
-        </w:rPr>
-        <w:t>.</w:t>
-      </w:r>
-      <w:proofErr w:type="spellStart"/>
-      <w:r>
-        <w:rPr>
-          <w:rFonts w:ascii="Courier New" w:hAnsi="Courier New" w:cs="Courier New"/>
-          <w:sz w:val="22"/>
-          <w:szCs w:val="22"/>
-          <w:lang w:val="en-US"/>
-        </w:rPr>
-        <w:t>cdecls</w:t>
-      </w:r>
-      <w:proofErr w:type="spellEnd"/>
-      <w:proofErr w:type="gramEnd"/>
-      <w:r>
-        <w:rPr>
-          <w:rFonts w:ascii="Courier New" w:hAnsi="Courier New" w:cs="Courier New"/>
-          <w:sz w:val="22"/>
-          <w:szCs w:val="22"/>
-          <w:lang w:val="en-US"/>
-        </w:rPr>
-        <w:t xml:space="preserve"> C,LIST,"msp430f5529.h"</w:t>
+      <w:r>
+        <w:rPr>
+          <w:rFonts w:ascii="Courier New" w:hAnsi="Courier New" w:cs="Courier New"/>
+          <w:sz w:val="22"/>
+          <w:szCs w:val="22"/>
+          <w:lang w:val="en-US"/>
+        </w:rPr>
+        <w:t>.cdecls C,LIST,"msp430f5529.h"</w:t>
       </w:r>
     </w:p>
     <w:p>
@@ -12107,39 +10798,8 @@
           <w:szCs w:val="22"/>
           <w:lang w:val="en-US"/>
         </w:rPr>
-        <w:t xml:space="preserve">        BIS.B   #BIT0, &amp;P1DIR          </w:t>
-      </w:r>
-      <w:proofErr w:type="gramStart"/>
-      <w:r>
-        <w:rPr>
-          <w:rFonts w:ascii="Courier New" w:hAnsi="Courier New" w:cs="Courier New"/>
-          <w:sz w:val="22"/>
-          <w:szCs w:val="22"/>
-          <w:lang w:val="en-US"/>
-        </w:rPr>
-        <w:t xml:space="preserve">  ;</w:t>
-      </w:r>
-      <w:proofErr w:type="gramEnd"/>
-      <w:r>
-        <w:rPr>
-          <w:rFonts w:ascii="Courier New" w:hAnsi="Courier New" w:cs="Courier New"/>
-          <w:sz w:val="22"/>
-          <w:szCs w:val="22"/>
-          <w:lang w:val="en-US"/>
-        </w:rPr>
-        <w:t xml:space="preserve"> P1.0 — </w:t>
-      </w:r>
-      <w:proofErr w:type="spellStart"/>
-      <w:r>
-        <w:rPr>
-          <w:rFonts w:ascii="Courier New" w:hAnsi="Courier New" w:cs="Courier New"/>
-          <w:sz w:val="22"/>
-          <w:szCs w:val="22"/>
-          <w:lang w:val="en-US"/>
-        </w:rPr>
-        <w:t>выход</w:t>
-      </w:r>
-      <w:proofErr w:type="spellEnd"/>
+        <w:t xml:space="preserve">        BIS.B   #BIT0, &amp;P1DIR            ; P1.0 — выход</w:t>
+      </w:r>
     </w:p>
     <w:p>
       <w:pPr>
@@ -12162,67 +10822,7 @@
           <w:szCs w:val="22"/>
           <w:lang w:val="en-US"/>
         </w:rPr>
-        <w:t xml:space="preserve">        BIS.B   #BIT1, &amp;P1REN          </w:t>
-      </w:r>
-      <w:proofErr w:type="gramStart"/>
-      <w:r>
-        <w:rPr>
-          <w:rFonts w:ascii="Courier New" w:hAnsi="Courier New" w:cs="Courier New"/>
-          <w:sz w:val="22"/>
-          <w:szCs w:val="22"/>
-          <w:lang w:val="en-US"/>
-        </w:rPr>
-        <w:t xml:space="preserve">  ;</w:t>
-      </w:r>
-      <w:proofErr w:type="gramEnd"/>
-      <w:r>
-        <w:rPr>
-          <w:rFonts w:ascii="Courier New" w:hAnsi="Courier New" w:cs="Courier New"/>
-          <w:sz w:val="22"/>
-          <w:szCs w:val="22"/>
-          <w:lang w:val="en-US"/>
-        </w:rPr>
-        <w:t xml:space="preserve"> </w:t>
-      </w:r>
-      <w:proofErr w:type="spellStart"/>
-      <w:r>
-        <w:rPr>
-          <w:rFonts w:ascii="Courier New" w:hAnsi="Courier New" w:cs="Courier New"/>
-          <w:sz w:val="22"/>
-          <w:szCs w:val="22"/>
-          <w:lang w:val="en-US"/>
-        </w:rPr>
-        <w:t>подтяжка</w:t>
-      </w:r>
-      <w:proofErr w:type="spellEnd"/>
-      <w:r>
-        <w:rPr>
-          <w:rFonts w:ascii="Courier New" w:hAnsi="Courier New" w:cs="Courier New"/>
-          <w:sz w:val="22"/>
-          <w:szCs w:val="22"/>
-          <w:lang w:val="en-US"/>
-        </w:rPr>
-        <w:t xml:space="preserve"> </w:t>
-      </w:r>
-      <w:proofErr w:type="spellStart"/>
-      <w:r>
-        <w:rPr>
-          <w:rFonts w:ascii="Courier New" w:hAnsi="Courier New" w:cs="Courier New"/>
-          <w:sz w:val="22"/>
-          <w:szCs w:val="22"/>
-          <w:lang w:val="en-US"/>
-        </w:rPr>
-        <w:t>на</w:t>
-      </w:r>
-      <w:proofErr w:type="spellEnd"/>
-      <w:r>
-        <w:rPr>
-          <w:rFonts w:ascii="Courier New" w:hAnsi="Courier New" w:cs="Courier New"/>
-          <w:sz w:val="22"/>
-          <w:szCs w:val="22"/>
-          <w:lang w:val="en-US"/>
-        </w:rPr>
-        <w:t xml:space="preserve"> P1.1</w:t>
+        <w:t xml:space="preserve">        BIS.B   #BIT1, &amp;P1REN            ; подтяжка на P1.1</w:t>
       </w:r>
     </w:p>
     <w:p>
@@ -12246,59 +10846,8 @@
           <w:szCs w:val="22"/>
           <w:lang w:val="en-US"/>
         </w:rPr>
-        <w:t xml:space="preserve">        BIS.B   #BIT1, &amp;P1OUT          </w:t>
-      </w:r>
-      <w:proofErr w:type="gramStart"/>
-      <w:r>
-        <w:rPr>
-          <w:rFonts w:ascii="Courier New" w:hAnsi="Courier New" w:cs="Courier New"/>
-          <w:sz w:val="22"/>
-          <w:szCs w:val="22"/>
-          <w:lang w:val="en-US"/>
-        </w:rPr>
-        <w:t xml:space="preserve">  ;</w:t>
-      </w:r>
-      <w:proofErr w:type="gramEnd"/>
-      <w:r>
-        <w:rPr>
-          <w:rFonts w:ascii="Courier New" w:hAnsi="Courier New" w:cs="Courier New"/>
-          <w:sz w:val="22"/>
-          <w:szCs w:val="22"/>
-          <w:lang w:val="en-US"/>
-        </w:rPr>
-        <w:t xml:space="preserve"> </w:t>
-      </w:r>
-      <w:proofErr w:type="spellStart"/>
-      <w:r>
-        <w:rPr>
-          <w:rFonts w:ascii="Courier New" w:hAnsi="Courier New" w:cs="Courier New"/>
-          <w:sz w:val="22"/>
-          <w:szCs w:val="22"/>
-          <w:lang w:val="en-US"/>
-        </w:rPr>
-        <w:t>подтяжка</w:t>
-      </w:r>
-      <w:proofErr w:type="spellEnd"/>
-      <w:r>
-        <w:rPr>
-          <w:rFonts w:ascii="Courier New" w:hAnsi="Courier New" w:cs="Courier New"/>
-          <w:sz w:val="22"/>
-          <w:szCs w:val="22"/>
-          <w:lang w:val="en-US"/>
-        </w:rPr>
-        <w:t xml:space="preserve"> </w:t>
-      </w:r>
-      <w:proofErr w:type="spellStart"/>
-      <w:r>
-        <w:rPr>
-          <w:rFonts w:ascii="Courier New" w:hAnsi="Courier New" w:cs="Courier New"/>
-          <w:sz w:val="22"/>
-          <w:szCs w:val="22"/>
-          <w:lang w:val="en-US"/>
-        </w:rPr>
-        <w:t>вверх</w:t>
-      </w:r>
-      <w:proofErr w:type="spellEnd"/>
+        <w:t xml:space="preserve">        BIS.B   #BIT1, &amp;P1OUT            ; подтяжка вверх</w:t>
+      </w:r>
     </w:p>
     <w:p>
       <w:pPr>
@@ -12314,25 +10863,14 @@
           <w:lang w:val="en-US"/>
         </w:rPr>
       </w:pPr>
-      <w:proofErr w:type="spellStart"/>
-      <w:r>
-        <w:rPr>
-          <w:rFonts w:ascii="Courier New" w:hAnsi="Courier New" w:cs="Courier New"/>
-          <w:sz w:val="22"/>
-          <w:szCs w:val="22"/>
-          <w:lang w:val="en-US"/>
-        </w:rPr>
-        <w:t>btn_poll</w:t>
-      </w:r>
-      <w:proofErr w:type="spellEnd"/>
-      <w:r>
-        <w:rPr>
-          <w:rFonts w:ascii="Courier New" w:hAnsi="Courier New" w:cs="Courier New"/>
-          <w:sz w:val="22"/>
-          <w:szCs w:val="22"/>
-          <w:lang w:val="en-US"/>
-        </w:rPr>
-        <w:t>:</w:t>
+      <w:r>
+        <w:rPr>
+          <w:rFonts w:ascii="Courier New" w:hAnsi="Courier New" w:cs="Courier New"/>
+          <w:sz w:val="22"/>
+          <w:szCs w:val="22"/>
+          <w:lang w:val="en-US"/>
+        </w:rPr>
+        <w:t>btn_poll:</w:t>
       </w:r>
     </w:p>
     <w:p>
@@ -12356,67 +10894,7 @@
           <w:szCs w:val="22"/>
           <w:lang w:val="en-US"/>
         </w:rPr>
-        <w:t xml:space="preserve">        BIT.B   #BIT1, &amp;P1IN           </w:t>
-      </w:r>
-      <w:proofErr w:type="gramStart"/>
-      <w:r>
-        <w:rPr>
-          <w:rFonts w:ascii="Courier New" w:hAnsi="Courier New" w:cs="Courier New"/>
-          <w:sz w:val="22"/>
-          <w:szCs w:val="22"/>
-          <w:lang w:val="en-US"/>
-        </w:rPr>
-        <w:t xml:space="preserve">  ;</w:t>
-      </w:r>
-      <w:proofErr w:type="gramEnd"/>
-      <w:r>
-        <w:rPr>
-          <w:rFonts w:ascii="Courier New" w:hAnsi="Courier New" w:cs="Courier New"/>
-          <w:sz w:val="22"/>
-          <w:szCs w:val="22"/>
-          <w:lang w:val="en-US"/>
-        </w:rPr>
-        <w:t xml:space="preserve"> Z=1 =&gt; </w:t>
-      </w:r>
-      <w:proofErr w:type="spellStart"/>
-      <w:r>
-        <w:rPr>
-          <w:rFonts w:ascii="Courier New" w:hAnsi="Courier New" w:cs="Courier New"/>
-          <w:sz w:val="22"/>
-          <w:szCs w:val="22"/>
-          <w:lang w:val="en-US"/>
-        </w:rPr>
-        <w:t>кнопка</w:t>
-      </w:r>
-      <w:proofErr w:type="spellEnd"/>
-      <w:r>
-        <w:rPr>
-          <w:rFonts w:ascii="Courier New" w:hAnsi="Courier New" w:cs="Courier New"/>
-          <w:sz w:val="22"/>
-          <w:szCs w:val="22"/>
-          <w:lang w:val="en-US"/>
-        </w:rPr>
-        <w:t xml:space="preserve"> </w:t>
-      </w:r>
-      <w:proofErr w:type="spellStart"/>
-      <w:r>
-        <w:rPr>
-          <w:rFonts w:ascii="Courier New" w:hAnsi="Courier New" w:cs="Courier New"/>
-          <w:sz w:val="22"/>
-          <w:szCs w:val="22"/>
-          <w:lang w:val="en-US"/>
-        </w:rPr>
-        <w:t>нажата</w:t>
-      </w:r>
-      <w:proofErr w:type="spellEnd"/>
-      <w:r>
-        <w:rPr>
-          <w:rFonts w:ascii="Courier New" w:hAnsi="Courier New" w:cs="Courier New"/>
-          <w:sz w:val="22"/>
-          <w:szCs w:val="22"/>
-          <w:lang w:val="en-US"/>
-        </w:rPr>
-        <w:t xml:space="preserve"> (лог.0)</w:t>
+        <w:t xml:space="preserve">        BIT.B   #BIT1, &amp;P1IN             ; Z=1 =&gt; кнопка нажата (лог.0)</w:t>
       </w:r>
     </w:p>
     <w:p>
@@ -12440,19 +10918,8 @@
           <w:szCs w:val="22"/>
           <w:lang w:val="en-US"/>
         </w:rPr>
-        <w:t xml:space="preserve">        JNZ     </w:t>
-      </w:r>
-      <w:proofErr w:type="spellStart"/>
-      <w:r>
-        <w:rPr>
-          <w:rFonts w:ascii="Courier New" w:hAnsi="Courier New" w:cs="Courier New"/>
-          <w:sz w:val="22"/>
-          <w:szCs w:val="22"/>
-          <w:lang w:val="en-US"/>
-        </w:rPr>
-        <w:t>btn_poll</w:t>
-      </w:r>
-      <w:proofErr w:type="spellEnd"/>
+        <w:t xml:space="preserve">        JNZ     btn_poll</w:t>
+      </w:r>
     </w:p>
     <w:p>
       <w:pPr>
@@ -12475,37 +10942,7 @@
           <w:szCs w:val="22"/>
           <w:lang w:val="en-US"/>
         </w:rPr>
-        <w:t xml:space="preserve">        XOR.B   #BIT0, &amp;P1OUT; </w:t>
-      </w:r>
-      <w:proofErr w:type="spellStart"/>
-      <w:r>
-        <w:rPr>
-          <w:rFonts w:ascii="Courier New" w:hAnsi="Courier New" w:cs="Courier New"/>
-          <w:sz w:val="22"/>
-          <w:szCs w:val="22"/>
-          <w:lang w:val="en-US"/>
-        </w:rPr>
-        <w:t>переключить</w:t>
-      </w:r>
-      <w:proofErr w:type="spellEnd"/>
-      <w:r>
-        <w:rPr>
-          <w:rFonts w:ascii="Courier New" w:hAnsi="Courier New" w:cs="Courier New"/>
-          <w:sz w:val="22"/>
-          <w:szCs w:val="22"/>
-          <w:lang w:val="en-US"/>
-        </w:rPr>
-        <w:t xml:space="preserve"> </w:t>
-      </w:r>
-      <w:proofErr w:type="spellStart"/>
-      <w:r>
-        <w:rPr>
-          <w:rFonts w:ascii="Courier New" w:hAnsi="Courier New" w:cs="Courier New"/>
-          <w:sz w:val="22"/>
-          <w:szCs w:val="22"/>
-          <w:lang w:val="en-US"/>
-        </w:rPr>
-        <w:t>LED</w:t>
+        <w:t xml:space="preserve">        XOR.B   #BIT0, &amp;P1OUT; переключить LED</w:t>
       </w:r>
     </w:p>
     <w:p>
@@ -12521,7 +10958,6 @@
           <w:szCs w:val="22"/>
         </w:rPr>
       </w:pPr>
-      <w:proofErr w:type="spellEnd"/>
       <w:r>
         <w:rPr>
           <w:rFonts w:ascii="Courier New" w:hAnsi="Courier New" w:cs="Courier New"/>
@@ -12579,18 +11015,8 @@
           <w:sz w:val="22"/>
           <w:szCs w:val="22"/>
         </w:rPr>
-        <w:t xml:space="preserve">15; простая задержка </w:t>
-      </w:r>
-      <w:proofErr w:type="spellStart"/>
-      <w:r>
-        <w:rPr>
-          <w:rFonts w:ascii="Courier New" w:hAnsi="Courier New" w:cs="Courier New"/>
-          <w:sz w:val="22"/>
-          <w:szCs w:val="22"/>
-        </w:rPr>
-        <w:t>антидребезга</w:t>
-      </w:r>
-      <w:proofErr w:type="spellEnd"/>
+        <w:t>15; простая задержка антидребезга</w:t>
+      </w:r>
     </w:p>
     <w:p>
       <w:pPr>
@@ -12606,26 +11032,14 @@
           <w:lang w:val="en-US"/>
         </w:rPr>
       </w:pPr>
-      <w:proofErr w:type="spellStart"/>
-      <w:r>
-        <w:rPr>
-          <w:rFonts w:ascii="Courier New" w:hAnsi="Courier New" w:cs="Courier New"/>
-          <w:sz w:val="22"/>
-          <w:szCs w:val="22"/>
-          <w:lang w:val="en-US"/>
-        </w:rPr>
-        <w:lastRenderedPageBreak/>
-        <w:t>dbnc</w:t>
-      </w:r>
-      <w:proofErr w:type="spellEnd"/>
-      <w:r>
-        <w:rPr>
-          <w:rFonts w:ascii="Courier New" w:hAnsi="Courier New" w:cs="Courier New"/>
-          <w:sz w:val="22"/>
-          <w:szCs w:val="22"/>
-          <w:lang w:val="en-US"/>
-        </w:rPr>
-        <w:t>:   DEC     R15</w:t>
+      <w:r>
+        <w:rPr>
+          <w:rFonts w:ascii="Courier New" w:hAnsi="Courier New" w:cs="Courier New"/>
+          <w:sz w:val="22"/>
+          <w:szCs w:val="22"/>
+          <w:lang w:val="en-US"/>
+        </w:rPr>
+        <w:t>dbnc:   DEC     R15</w:t>
       </w:r>
     </w:p>
     <w:p>
@@ -12649,19 +11063,8 @@
           <w:szCs w:val="22"/>
           <w:lang w:val="en-US"/>
         </w:rPr>
-        <w:t xml:space="preserve">        JNZ     </w:t>
-      </w:r>
-      <w:proofErr w:type="spellStart"/>
-      <w:r>
-        <w:rPr>
-          <w:rFonts w:ascii="Courier New" w:hAnsi="Courier New" w:cs="Courier New"/>
-          <w:sz w:val="22"/>
-          <w:szCs w:val="22"/>
-          <w:lang w:val="en-US"/>
-        </w:rPr>
-        <w:t>dbnc</w:t>
-      </w:r>
-      <w:proofErr w:type="spellEnd"/>
+        <w:t xml:space="preserve">        JNZ     dbnc</w:t>
+      </w:r>
     </w:p>
     <w:p>
       <w:pPr>
@@ -12683,19 +11086,8 @@
           <w:szCs w:val="22"/>
           <w:lang w:val="en-US"/>
         </w:rPr>
-        <w:t xml:space="preserve">        JMP     </w:t>
-      </w:r>
-      <w:proofErr w:type="spellStart"/>
-      <w:r>
-        <w:rPr>
-          <w:rFonts w:ascii="Courier New" w:hAnsi="Courier New" w:cs="Courier New"/>
-          <w:sz w:val="22"/>
-          <w:szCs w:val="22"/>
-          <w:lang w:val="en-US"/>
-        </w:rPr>
-        <w:t>btn_poll</w:t>
-      </w:r>
-      <w:proofErr w:type="spellEnd"/>
+        <w:t xml:space="preserve">        JMP     btn_poll</w:t>
+      </w:r>
     </w:p>
     <w:p>
       <w:pPr>
@@ -12720,23 +11112,7 @@
           <w:sz w:val="28"/>
           <w:szCs w:val="28"/>
         </w:rPr>
-        <w:t xml:space="preserve">Условные переходы </w:t>
-      </w:r>
-      <w:proofErr w:type="spellStart"/>
-      <w:r>
-        <w:rPr>
-          <w:sz w:val="28"/>
-          <w:szCs w:val="28"/>
-        </w:rPr>
-        <w:t>Jxx</w:t>
-      </w:r>
-      <w:proofErr w:type="spellEnd"/>
-      <w:r>
-        <w:rPr>
-          <w:sz w:val="28"/>
-          <w:szCs w:val="28"/>
-        </w:rPr>
-        <w:t xml:space="preserve"> работают в пределах ~±1 КБ вокруг текущего места и не меняют флаги. Для дальнего безусловного перехода удобно использовать псевдоинструкцию BR label (ассемблер подставит нужный вариант, в том числе с расширением адреса).</w:t>
+        <w:t>Условные переходы Jxx работают в пределах ~±1 КБ вокруг текущего места и не меняют флаги. Для дальнего безусловного перехода удобно использовать псевдоинструкцию BR label (ассемблер подставит нужный вариант, в том числе с расширением адреса).</w:t>
       </w:r>
     </w:p>
     <w:p>
@@ -12756,47 +11132,22 @@
           <w:sz w:val="28"/>
           <w:szCs w:val="28"/>
         </w:rPr>
-        <w:t>Далее рассмотрим с</w:t>
-      </w:r>
-      <w:r>
-        <w:rPr>
-          <w:rFonts w:ascii="Times New Roman" w:hAnsi="Times New Roman" w:cs="Times New Roman"/>
-          <w:color w:val="000000" w:themeColor="text1"/>
-          <w:sz w:val="28"/>
-          <w:szCs w:val="28"/>
-        </w:rPr>
-        <w:t>тек, подпрограммы, прерывания и режимы пониженного потребления</w:t>
-      </w:r>
-    </w:p>
-    <w:p>
-      <w:pPr>
-        <w:rPr>
-          <w:sz w:val="28"/>
-          <w:szCs w:val="28"/>
-        </w:rPr>
-      </w:pPr>
-      <w:r>
-        <w:rPr>
-          <w:sz w:val="28"/>
-          <w:szCs w:val="28"/>
-        </w:rPr>
-        <w:t xml:space="preserve">Стек (SP) используется для адресов возврата и сохранения регистров. Для больших проектов полезны PUSHM/POPM (сохранить/восстановить группу регистров). Вызовы в «верхнюю» память делаются через CALLA, возврат — RETA. Вход/выход из LPM осуществляется через биты SR (BIS/BIC с масками </w:t>
-      </w:r>
-      <w:proofErr w:type="spellStart"/>
-      <w:r>
-        <w:rPr>
-          <w:sz w:val="28"/>
-          <w:szCs w:val="28"/>
-        </w:rPr>
-        <w:t>LPMx</w:t>
-      </w:r>
-      <w:proofErr w:type="spellEnd"/>
-      <w:r>
-        <w:rPr>
-          <w:sz w:val="28"/>
-          <w:szCs w:val="28"/>
-        </w:rPr>
-        <w:t xml:space="preserve"> и GIE).</w:t>
+        <w:t>Далее рассмотрим стек, подпрограммы, прерывания и режимы пониженного потребления</w:t>
+      </w:r>
+    </w:p>
+    <w:p>
+      <w:pPr>
+        <w:rPr>
+          <w:sz w:val="28"/>
+          <w:szCs w:val="28"/>
+        </w:rPr>
+      </w:pPr>
+      <w:r>
+        <w:rPr>
+          <w:sz w:val="28"/>
+          <w:szCs w:val="28"/>
+        </w:rPr>
+        <w:t>Стек (SP) используется для адресов возврата и сохранения регистров. Для больших проектов полезны PUSHM/POPM (сохранить/восстановить группу регистров). Вызовы в «верхнюю» память делаются через CALLA, возврат — RETA. Вход/выход из LPM осуществляется через биты SR (BIS/BIC с масками LPMx и GIE).</w:t>
       </w:r>
     </w:p>
     <w:p>
@@ -12863,38 +11214,7 @@
           <w:szCs w:val="22"/>
           <w:lang w:val="en-US"/>
         </w:rPr>
-        <w:t xml:space="preserve">        </w:t>
-      </w:r>
-      <w:proofErr w:type="gramStart"/>
-      <w:r>
-        <w:rPr>
-          <w:rFonts w:ascii="Courier New" w:hAnsi="Courier New" w:cs="Courier New"/>
-          <w:sz w:val="22"/>
-          <w:szCs w:val="22"/>
-          <w:lang w:val="en-US"/>
-        </w:rPr>
-        <w:t>.</w:t>
-      </w:r>
-      <w:proofErr w:type="spellStart"/>
-      <w:r>
-        <w:rPr>
-          <w:rFonts w:ascii="Courier New" w:hAnsi="Courier New" w:cs="Courier New"/>
-          <w:sz w:val="22"/>
-          <w:szCs w:val="22"/>
-          <w:lang w:val="en-US"/>
-        </w:rPr>
-        <w:t>cdecls</w:t>
-      </w:r>
-      <w:proofErr w:type="spellEnd"/>
-      <w:proofErr w:type="gramEnd"/>
-      <w:r>
-        <w:rPr>
-          <w:rFonts w:ascii="Courier New" w:hAnsi="Courier New" w:cs="Courier New"/>
-          <w:sz w:val="22"/>
-          <w:szCs w:val="22"/>
-          <w:lang w:val="en-US"/>
-        </w:rPr>
-        <w:t xml:space="preserve"> C,LIST,"msp430f5529.h"</w:t>
+        <w:t xml:space="preserve">        .cdecls C,LIST,"msp430f5529.h"</w:t>
       </w:r>
     </w:p>
     <w:p>
@@ -12990,27 +11310,7 @@
           <w:szCs w:val="22"/>
           <w:lang w:val="en-US"/>
         </w:rPr>
-        <w:t xml:space="preserve">        BIS.B   #BIT0, &amp;P1DIR; P1.0 — </w:t>
-      </w:r>
-      <w:proofErr w:type="spellStart"/>
-      <w:r>
-        <w:rPr>
-          <w:rFonts w:ascii="Courier New" w:hAnsi="Courier New" w:cs="Courier New"/>
-          <w:sz w:val="22"/>
-          <w:szCs w:val="22"/>
-          <w:lang w:val="en-US"/>
-        </w:rPr>
-        <w:t>выход</w:t>
-      </w:r>
-      <w:proofErr w:type="spellEnd"/>
-      <w:r>
-        <w:rPr>
-          <w:rFonts w:ascii="Courier New" w:hAnsi="Courier New" w:cs="Courier New"/>
-          <w:sz w:val="22"/>
-          <w:szCs w:val="22"/>
-          <w:lang w:val="en-US"/>
-        </w:rPr>
-        <w:t xml:space="preserve"> (LED)</w:t>
+        <w:t xml:space="preserve">        BIS.B   #BIT0, &amp;P1DIR; P1.0 — выход (LED)</w:t>
       </w:r>
     </w:p>
     <w:p>
@@ -13034,59 +11334,8 @@
           <w:szCs w:val="22"/>
           <w:lang w:val="en-US"/>
         </w:rPr>
-        <w:t xml:space="preserve">        ; TA0: ACLK, up mode, </w:t>
-      </w:r>
-      <w:proofErr w:type="spellStart"/>
-      <w:r>
-        <w:rPr>
-          <w:rFonts w:ascii="Courier New" w:hAnsi="Courier New" w:cs="Courier New"/>
-          <w:sz w:val="22"/>
-          <w:szCs w:val="22"/>
-          <w:lang w:val="en-US"/>
-        </w:rPr>
-        <w:t>прерывание</w:t>
-      </w:r>
-      <w:proofErr w:type="spellEnd"/>
-      <w:r>
-        <w:rPr>
-          <w:rFonts w:ascii="Courier New" w:hAnsi="Courier New" w:cs="Courier New"/>
-          <w:sz w:val="22"/>
-          <w:szCs w:val="22"/>
-          <w:lang w:val="en-US"/>
-        </w:rPr>
-        <w:t xml:space="preserve"> CCR0 ≈0.5 c </w:t>
-      </w:r>
-      <w:proofErr w:type="spellStart"/>
-      <w:r>
-        <w:rPr>
-          <w:rFonts w:ascii="Courier New" w:hAnsi="Courier New" w:cs="Courier New"/>
-          <w:sz w:val="22"/>
-          <w:szCs w:val="22"/>
-          <w:lang w:val="en-US"/>
-        </w:rPr>
-        <w:t>при</w:t>
-      </w:r>
-      <w:proofErr w:type="spellEnd"/>
-      <w:r>
-        <w:rPr>
-          <w:rFonts w:ascii="Courier New" w:hAnsi="Courier New" w:cs="Courier New"/>
-          <w:sz w:val="22"/>
-          <w:szCs w:val="22"/>
-          <w:lang w:val="en-US"/>
-        </w:rPr>
-        <w:t xml:space="preserve"> 32.768 </w:t>
-      </w:r>
-      <w:proofErr w:type="spellStart"/>
-      <w:r>
-        <w:rPr>
-          <w:rFonts w:ascii="Courier New" w:hAnsi="Courier New" w:cs="Courier New"/>
-          <w:sz w:val="22"/>
-          <w:szCs w:val="22"/>
-          <w:lang w:val="en-US"/>
-        </w:rPr>
-        <w:t>кГц</w:t>
-      </w:r>
-      <w:proofErr w:type="spellEnd"/>
+        <w:t xml:space="preserve">        ; TA0: ACLK, up mode, прерывание CCR0 ≈0.5 c при 32.768 кГц</w:t>
+      </w:r>
     </w:p>
     <w:p>
       <w:pPr>
@@ -13259,67 +11508,7 @@
           <w:szCs w:val="22"/>
           <w:lang w:val="en-US"/>
         </w:rPr>
-        <w:t xml:space="preserve">; --- </w:t>
-      </w:r>
-      <w:proofErr w:type="spellStart"/>
-      <w:r>
-        <w:rPr>
-          <w:rFonts w:ascii="Courier New" w:hAnsi="Courier New" w:cs="Courier New"/>
-          <w:sz w:val="22"/>
-          <w:szCs w:val="22"/>
-          <w:lang w:val="en-US"/>
-        </w:rPr>
-        <w:t>Обработчик</w:t>
-      </w:r>
-      <w:proofErr w:type="spellEnd"/>
-      <w:r>
-        <w:rPr>
-          <w:rFonts w:ascii="Courier New" w:hAnsi="Courier New" w:cs="Courier New"/>
-          <w:sz w:val="22"/>
-          <w:szCs w:val="22"/>
-          <w:lang w:val="en-US"/>
-        </w:rPr>
-        <w:t xml:space="preserve"> </w:t>
-      </w:r>
-      <w:proofErr w:type="spellStart"/>
-      <w:r>
-        <w:rPr>
-          <w:rFonts w:ascii="Courier New" w:hAnsi="Courier New" w:cs="Courier New"/>
-          <w:sz w:val="22"/>
-          <w:szCs w:val="22"/>
-          <w:lang w:val="en-US"/>
-        </w:rPr>
-        <w:t>прерывания</w:t>
-      </w:r>
-      <w:proofErr w:type="spellEnd"/>
-      <w:r>
-        <w:rPr>
-          <w:rFonts w:ascii="Courier New" w:hAnsi="Courier New" w:cs="Courier New"/>
-          <w:sz w:val="22"/>
-          <w:szCs w:val="22"/>
-          <w:lang w:val="en-US"/>
-        </w:rPr>
-        <w:t xml:space="preserve"> </w:t>
-      </w:r>
-      <w:proofErr w:type="spellStart"/>
-      <w:r>
-        <w:rPr>
-          <w:rFonts w:ascii="Courier New" w:hAnsi="Courier New" w:cs="Courier New"/>
-          <w:sz w:val="22"/>
-          <w:szCs w:val="22"/>
-          <w:lang w:val="en-US"/>
-        </w:rPr>
-        <w:t>таймера</w:t>
-      </w:r>
-      <w:proofErr w:type="spellEnd"/>
-      <w:r>
-        <w:rPr>
-          <w:rFonts w:ascii="Courier New" w:hAnsi="Courier New" w:cs="Courier New"/>
-          <w:sz w:val="22"/>
-          <w:szCs w:val="22"/>
-          <w:lang w:val="en-US"/>
-        </w:rPr>
-        <w:t xml:space="preserve"> ---</w:t>
+        <w:t>; --- Обработчик прерывания таймера ---</w:t>
       </w:r>
     </w:p>
     <w:p>
@@ -13367,47 +11556,7 @@
           <w:szCs w:val="22"/>
           <w:lang w:val="en-US"/>
         </w:rPr>
-        <w:t xml:space="preserve">        XOR.B   #BIT0, &amp;P1OUT                </w:t>
-      </w:r>
-      <w:proofErr w:type="gramStart"/>
-      <w:r>
-        <w:rPr>
-          <w:rFonts w:ascii="Courier New" w:hAnsi="Courier New" w:cs="Courier New"/>
-          <w:sz w:val="22"/>
-          <w:szCs w:val="22"/>
-          <w:lang w:val="en-US"/>
-        </w:rPr>
-        <w:t xml:space="preserve">  ;</w:t>
-      </w:r>
-      <w:proofErr w:type="gramEnd"/>
-      <w:r>
-        <w:rPr>
-          <w:rFonts w:ascii="Courier New" w:hAnsi="Courier New" w:cs="Courier New"/>
-          <w:sz w:val="22"/>
-          <w:szCs w:val="22"/>
-          <w:lang w:val="en-US"/>
-        </w:rPr>
-        <w:t xml:space="preserve"> </w:t>
-      </w:r>
-      <w:proofErr w:type="spellStart"/>
-      <w:r>
-        <w:rPr>
-          <w:rFonts w:ascii="Courier New" w:hAnsi="Courier New" w:cs="Courier New"/>
-          <w:sz w:val="22"/>
-          <w:szCs w:val="22"/>
-          <w:lang w:val="en-US"/>
-        </w:rPr>
-        <w:t>мигнуть</w:t>
-      </w:r>
-      <w:proofErr w:type="spellEnd"/>
-      <w:r>
-        <w:rPr>
-          <w:rFonts w:ascii="Courier New" w:hAnsi="Courier New" w:cs="Courier New"/>
-          <w:sz w:val="22"/>
-          <w:szCs w:val="22"/>
-          <w:lang w:val="en-US"/>
-        </w:rPr>
-        <w:t xml:space="preserve"> LED</w:t>
+        <w:t xml:space="preserve">        XOR.B   #BIT0, &amp;P1OUT                  ; мигнуть LED</w:t>
       </w:r>
     </w:p>
     <w:p>
@@ -13495,25 +11644,14 @@
         </w:rPr>
         <w:t xml:space="preserve">        </w:t>
       </w:r>
-      <w:proofErr w:type="gramStart"/>
-      <w:r>
-        <w:rPr>
-          <w:rFonts w:ascii="Courier New" w:hAnsi="Courier New" w:cs="Courier New"/>
-          <w:sz w:val="22"/>
-          <w:szCs w:val="22"/>
-          <w:lang w:val="en-US"/>
-        </w:rPr>
-        <w:t>.sect</w:t>
-      </w:r>
-      <w:proofErr w:type="gramEnd"/>
-      <w:r>
-        <w:rPr>
-          <w:rFonts w:ascii="Courier New" w:hAnsi="Courier New" w:cs="Courier New"/>
-          <w:sz w:val="22"/>
-          <w:szCs w:val="22"/>
-          <w:lang w:val="en-US"/>
-        </w:rPr>
-        <w:t xml:space="preserve">   ".reset"</w:t>
+      <w:r>
+        <w:rPr>
+          <w:rFonts w:ascii="Courier New" w:hAnsi="Courier New" w:cs="Courier New"/>
+          <w:sz w:val="22"/>
+          <w:szCs w:val="22"/>
+          <w:lang w:val="en-US"/>
+        </w:rPr>
+        <w:t>.sect   ".reset"</w:t>
       </w:r>
     </w:p>
     <w:p>
@@ -13537,27 +11675,7 @@
           <w:szCs w:val="22"/>
           <w:lang w:val="en-US"/>
         </w:rPr>
-        <w:t xml:space="preserve">        </w:t>
-      </w:r>
-      <w:proofErr w:type="gramStart"/>
-      <w:r>
-        <w:rPr>
-          <w:rFonts w:ascii="Courier New" w:hAnsi="Courier New" w:cs="Courier New"/>
-          <w:sz w:val="22"/>
-          <w:szCs w:val="22"/>
-          <w:lang w:val="en-US"/>
-        </w:rPr>
-        <w:t>.short</w:t>
-      </w:r>
-      <w:proofErr w:type="gramEnd"/>
-      <w:r>
-        <w:rPr>
-          <w:rFonts w:ascii="Courier New" w:hAnsi="Courier New" w:cs="Courier New"/>
-          <w:sz w:val="22"/>
-          <w:szCs w:val="22"/>
-          <w:lang w:val="en-US"/>
-        </w:rPr>
-        <w:t xml:space="preserve">  RESET</w:t>
+        <w:t xml:space="preserve">        .short  RESET</w:t>
       </w:r>
     </w:p>
     <w:p>
@@ -13581,7 +11699,6 @@
         </w:rPr>
         <w:t xml:space="preserve">; Привязку </w:t>
       </w:r>
-      <w:proofErr w:type="spellStart"/>
       <w:r>
         <w:rPr>
           <w:rFonts w:ascii="Courier New" w:hAnsi="Courier New" w:cs="Courier New"/>
@@ -13591,7 +11708,6 @@
         </w:rPr>
         <w:t>TimerA</w:t>
       </w:r>
-      <w:proofErr w:type="spellEnd"/>
       <w:r>
         <w:rPr>
           <w:rFonts w:ascii="Courier New" w:hAnsi="Courier New" w:cs="Courier New"/>
@@ -13617,7 +11733,6 @@
         </w:rPr>
         <w:t xml:space="preserve"> к нужному вектору задайте в проекте (линкер-файл .</w:t>
       </w:r>
-      <w:proofErr w:type="spellStart"/>
       <w:r>
         <w:rPr>
           <w:rFonts w:ascii="Courier New" w:hAnsi="Courier New" w:cs="Courier New"/>
@@ -13627,7 +11742,6 @@
         </w:rPr>
         <w:t>cmd</w:t>
       </w:r>
-      <w:proofErr w:type="spellEnd"/>
       <w:r>
         <w:rPr>
           <w:rFonts w:ascii="Courier New" w:hAnsi="Courier New" w:cs="Courier New"/>
@@ -13651,45 +11765,14 @@
           <w:lang w:val="en-US"/>
         </w:rPr>
       </w:pPr>
-      <w:proofErr w:type="gramStart"/>
-      <w:r>
-        <w:rPr>
-          <w:rFonts w:ascii="Courier New" w:hAnsi="Courier New" w:cs="Courier New"/>
-          <w:sz w:val="22"/>
-          <w:szCs w:val="22"/>
-          <w:lang w:val="en-US"/>
-        </w:rPr>
-        <w:t xml:space="preserve">;   </w:t>
-      </w:r>
-      <w:proofErr w:type="gramEnd"/>
-      <w:r>
-        <w:rPr>
-          <w:rFonts w:ascii="Courier New" w:hAnsi="Courier New" w:cs="Courier New"/>
-          <w:sz w:val="22"/>
-          <w:szCs w:val="22"/>
-          <w:lang w:val="en-US"/>
-        </w:rPr>
-        <w:t>.sect ".</w:t>
-      </w:r>
-      <w:proofErr w:type="spellStart"/>
-      <w:r>
-        <w:rPr>
-          <w:rFonts w:ascii="Courier New" w:hAnsi="Courier New" w:cs="Courier New"/>
-          <w:sz w:val="22"/>
-          <w:szCs w:val="22"/>
-          <w:lang w:val="en-US"/>
-        </w:rPr>
-        <w:t>intXX</w:t>
-      </w:r>
-      <w:proofErr w:type="spellEnd"/>
-      <w:r>
-        <w:rPr>
-          <w:rFonts w:ascii="Courier New" w:hAnsi="Courier New" w:cs="Courier New"/>
-          <w:sz w:val="22"/>
-          <w:szCs w:val="22"/>
-          <w:lang w:val="en-US"/>
-        </w:rPr>
-        <w:t>"</w:t>
+      <w:r>
+        <w:rPr>
+          <w:rFonts w:ascii="Courier New" w:hAnsi="Courier New" w:cs="Courier New"/>
+          <w:sz w:val="22"/>
+          <w:szCs w:val="22"/>
+          <w:lang w:val="en-US"/>
+        </w:rPr>
+        <w:t>;   .sect ".intXX"</w:t>
       </w:r>
     </w:p>
     <w:p>
@@ -13706,25 +11789,14 @@
           <w:lang w:val="en-US"/>
         </w:rPr>
       </w:pPr>
-      <w:proofErr w:type="gramStart"/>
-      <w:r>
-        <w:rPr>
-          <w:rFonts w:ascii="Courier New" w:hAnsi="Courier New" w:cs="Courier New"/>
-          <w:sz w:val="22"/>
-          <w:szCs w:val="22"/>
-          <w:lang w:val="en-US"/>
-        </w:rPr>
-        <w:t xml:space="preserve">;   </w:t>
-      </w:r>
-      <w:proofErr w:type="gramEnd"/>
-      <w:r>
-        <w:rPr>
-          <w:rFonts w:ascii="Courier New" w:hAnsi="Courier New" w:cs="Courier New"/>
-          <w:sz w:val="22"/>
-          <w:szCs w:val="22"/>
-          <w:lang w:val="en-US"/>
-        </w:rPr>
-        <w:t>.short TimerA0_ISR</w:t>
+      <w:r>
+        <w:rPr>
+          <w:rFonts w:ascii="Courier New" w:hAnsi="Courier New" w:cs="Courier New"/>
+          <w:sz w:val="22"/>
+          <w:szCs w:val="22"/>
+          <w:lang w:val="en-US"/>
+        </w:rPr>
+        <w:t>;   .short TimerA0_ISR</w:t>
       </w:r>
     </w:p>
     <w:p>
@@ -13746,18 +11818,8 @@
           <w:sz w:val="22"/>
           <w:szCs w:val="22"/>
         </w:rPr>
-        <w:t xml:space="preserve">; </w:t>
-      </w:r>
-      <w:proofErr w:type="gramStart"/>
-      <w:r>
-        <w:rPr>
-          <w:rFonts w:ascii="Courier New" w:hAnsi="Courier New" w:cs="Courier New"/>
-          <w:sz w:val="22"/>
-          <w:szCs w:val="22"/>
-        </w:rPr>
-        <w:t>где .</w:t>
-      </w:r>
-      <w:proofErr w:type="spellStart"/>
+        <w:t>; где .</w:t>
+      </w:r>
       <w:r>
         <w:rPr>
           <w:rFonts w:ascii="Courier New" w:hAnsi="Courier New" w:cs="Courier New"/>
@@ -13767,8 +11829,6 @@
         </w:rPr>
         <w:t>intXX</w:t>
       </w:r>
-      <w:proofErr w:type="spellEnd"/>
-      <w:proofErr w:type="gramEnd"/>
       <w:r>
         <w:rPr>
           <w:rFonts w:ascii="Courier New" w:hAnsi="Courier New" w:cs="Courier New"/>
@@ -13828,7 +11888,6 @@
         </w:rPr>
         <w:t xml:space="preserve"> в </w:t>
       </w:r>
-      <w:proofErr w:type="spellStart"/>
       <w:r>
         <w:rPr>
           <w:rFonts w:ascii="Courier New" w:hAnsi="Courier New" w:cs="Courier New"/>
@@ -13838,7 +11897,6 @@
         </w:rPr>
         <w:t>lnk</w:t>
       </w:r>
-      <w:proofErr w:type="spellEnd"/>
       <w:r>
         <w:rPr>
           <w:rFonts w:ascii="Courier New" w:hAnsi="Courier New" w:cs="Courier New"/>
@@ -13847,7 +11905,6 @@
         </w:rPr>
         <w:t>_</w:t>
       </w:r>
-      <w:proofErr w:type="spellStart"/>
       <w:r>
         <w:rPr>
           <w:rFonts w:ascii="Courier New" w:hAnsi="Courier New" w:cs="Courier New"/>
@@ -13857,7 +11914,6 @@
         </w:rPr>
         <w:t>msp</w:t>
       </w:r>
-      <w:proofErr w:type="spellEnd"/>
       <w:r>
         <w:rPr>
           <w:rFonts w:ascii="Courier New" w:hAnsi="Courier New" w:cs="Courier New"/>
@@ -13883,7 +11939,6 @@
         </w:rPr>
         <w:t>5529.</w:t>
       </w:r>
-      <w:proofErr w:type="spellStart"/>
       <w:r>
         <w:rPr>
           <w:rFonts w:ascii="Courier New" w:hAnsi="Courier New" w:cs="Courier New"/>
@@ -13893,7 +11948,6 @@
         </w:rPr>
         <w:t>cmd</w:t>
       </w:r>
-      <w:proofErr w:type="spellEnd"/>
     </w:p>
     <w:p>
       <w:pPr>
@@ -13917,7 +11971,6 @@
           <w:sz w:val="28"/>
           <w:szCs w:val="28"/>
         </w:rPr>
-        <w:lastRenderedPageBreak/>
         <w:t>Когда код и данные находятся выше 64 КБ, применяют расширенные инструкции CPUXV2:</w:t>
       </w:r>
     </w:p>
@@ -14103,23 +12156,13 @@
         </w:rPr>
         <w:t>R</w:t>
       </w:r>
-      <w:proofErr w:type="gramStart"/>
-      <w:r>
-        <w:rPr>
-          <w:rFonts w:ascii="Courier New" w:hAnsi="Courier New" w:cs="Courier New"/>
-          <w:sz w:val="22"/>
-          <w:szCs w:val="22"/>
-        </w:rPr>
-        <w:t>10 ;</w:t>
-      </w:r>
-      <w:proofErr w:type="gramEnd"/>
-      <w:r>
-        <w:rPr>
-          <w:rFonts w:ascii="Courier New" w:hAnsi="Courier New" w:cs="Courier New"/>
-          <w:sz w:val="22"/>
-          <w:szCs w:val="22"/>
-        </w:rPr>
-        <w:t xml:space="preserve"> загрузка 20-битного адреса</w:t>
+      <w:r>
+        <w:rPr>
+          <w:rFonts w:ascii="Courier New" w:hAnsi="Courier New" w:cs="Courier New"/>
+          <w:sz w:val="22"/>
+          <w:szCs w:val="22"/>
+        </w:rPr>
+        <w:t>10 ; загрузка 20-битного адреса</w:t>
       </w:r>
     </w:p>
     <w:bookmarkEnd w:id="23"/>
@@ -14145,39 +12188,8 @@
           <w:szCs w:val="22"/>
           <w:lang w:val="en-US"/>
         </w:rPr>
-        <w:t xml:space="preserve">        CALLA   #far_func; </w:t>
-      </w:r>
-      <w:proofErr w:type="spellStart"/>
-      <w:r>
-        <w:rPr>
-          <w:rFonts w:ascii="Courier New" w:hAnsi="Courier New" w:cs="Courier New"/>
-          <w:sz w:val="22"/>
-          <w:szCs w:val="22"/>
-          <w:lang w:val="en-US"/>
-        </w:rPr>
-        <w:t>дальний</w:t>
-      </w:r>
-      <w:proofErr w:type="spellEnd"/>
-      <w:r>
-        <w:rPr>
-          <w:rFonts w:ascii="Courier New" w:hAnsi="Courier New" w:cs="Courier New"/>
-          <w:sz w:val="22"/>
-          <w:szCs w:val="22"/>
-          <w:lang w:val="en-US"/>
-        </w:rPr>
-        <w:t xml:space="preserve"> </w:t>
-      </w:r>
-      <w:proofErr w:type="spellStart"/>
-      <w:r>
-        <w:rPr>
-          <w:rFonts w:ascii="Courier New" w:hAnsi="Courier New" w:cs="Courier New"/>
-          <w:sz w:val="22"/>
-          <w:szCs w:val="22"/>
-          <w:lang w:val="en-US"/>
-        </w:rPr>
-        <w:t>вызов</w:t>
-      </w:r>
-      <w:proofErr w:type="spellEnd"/>
+        <w:t xml:space="preserve">        CALLA   #far_func; дальний вызов</w:t>
+      </w:r>
     </w:p>
     <w:p>
       <w:pPr>
@@ -14217,25 +12229,14 @@
           <w:lang w:val="en-US"/>
         </w:rPr>
       </w:pPr>
-      <w:proofErr w:type="spellStart"/>
-      <w:r>
-        <w:rPr>
-          <w:rFonts w:ascii="Courier New" w:hAnsi="Courier New" w:cs="Courier New"/>
-          <w:sz w:val="22"/>
-          <w:szCs w:val="22"/>
-          <w:lang w:val="en-US"/>
-        </w:rPr>
-        <w:t>far_func</w:t>
-      </w:r>
-      <w:proofErr w:type="spellEnd"/>
-      <w:r>
-        <w:rPr>
-          <w:rFonts w:ascii="Courier New" w:hAnsi="Courier New" w:cs="Courier New"/>
-          <w:sz w:val="22"/>
-          <w:szCs w:val="22"/>
-          <w:lang w:val="en-US"/>
-        </w:rPr>
-        <w:t>:</w:t>
+      <w:r>
+        <w:rPr>
+          <w:rFonts w:ascii="Courier New" w:hAnsi="Courier New" w:cs="Courier New"/>
+          <w:sz w:val="22"/>
+          <w:szCs w:val="22"/>
+          <w:lang w:val="en-US"/>
+        </w:rPr>
+        <w:t>far_func:</w:t>
       </w:r>
     </w:p>
     <w:p>
@@ -14259,39 +12260,8 @@
           <w:szCs w:val="22"/>
           <w:lang w:val="en-US"/>
         </w:rPr>
-        <w:t xml:space="preserve">        ; </w:t>
-      </w:r>
-      <w:proofErr w:type="spellStart"/>
-      <w:r>
-        <w:rPr>
-          <w:rFonts w:ascii="Courier New" w:hAnsi="Courier New" w:cs="Courier New"/>
-          <w:sz w:val="22"/>
-          <w:szCs w:val="22"/>
-          <w:lang w:val="en-US"/>
-        </w:rPr>
-        <w:t>тело</w:t>
-      </w:r>
-      <w:proofErr w:type="spellEnd"/>
-      <w:r>
-        <w:rPr>
-          <w:rFonts w:ascii="Courier New" w:hAnsi="Courier New" w:cs="Courier New"/>
-          <w:sz w:val="22"/>
-          <w:szCs w:val="22"/>
-          <w:lang w:val="en-US"/>
-        </w:rPr>
-        <w:t xml:space="preserve"> </w:t>
-      </w:r>
-      <w:proofErr w:type="spellStart"/>
-      <w:r>
-        <w:rPr>
-          <w:rFonts w:ascii="Courier New" w:hAnsi="Courier New" w:cs="Courier New"/>
-          <w:sz w:val="22"/>
-          <w:szCs w:val="22"/>
-          <w:lang w:val="en-US"/>
-        </w:rPr>
-        <w:t>подпрограммы</w:t>
-      </w:r>
-      <w:proofErr w:type="spellEnd"/>
+        <w:t xml:space="preserve">        ; тело подпрограммы</w:t>
+      </w:r>
     </w:p>
     <w:p>
       <w:pPr>
@@ -14313,59 +12283,8 @@
           <w:szCs w:val="22"/>
           <w:lang w:val="en-US"/>
         </w:rPr>
-        <w:t xml:space="preserve">        RETA                         </w:t>
-      </w:r>
-      <w:proofErr w:type="gramStart"/>
-      <w:r>
-        <w:rPr>
-          <w:rFonts w:ascii="Courier New" w:hAnsi="Courier New" w:cs="Courier New"/>
-          <w:sz w:val="22"/>
-          <w:szCs w:val="22"/>
-          <w:lang w:val="en-US"/>
-        </w:rPr>
-        <w:t xml:space="preserve">  ;</w:t>
-      </w:r>
-      <w:proofErr w:type="gramEnd"/>
-      <w:r>
-        <w:rPr>
-          <w:rFonts w:ascii="Courier New" w:hAnsi="Courier New" w:cs="Courier New"/>
-          <w:sz w:val="22"/>
-          <w:szCs w:val="22"/>
-          <w:lang w:val="en-US"/>
-        </w:rPr>
-        <w:t xml:space="preserve"> </w:t>
-      </w:r>
-      <w:proofErr w:type="spellStart"/>
-      <w:r>
-        <w:rPr>
-          <w:rFonts w:ascii="Courier New" w:hAnsi="Courier New" w:cs="Courier New"/>
-          <w:sz w:val="22"/>
-          <w:szCs w:val="22"/>
-          <w:lang w:val="en-US"/>
-        </w:rPr>
-        <w:t>дальний</w:t>
-      </w:r>
-      <w:proofErr w:type="spellEnd"/>
-      <w:r>
-        <w:rPr>
-          <w:rFonts w:ascii="Courier New" w:hAnsi="Courier New" w:cs="Courier New"/>
-          <w:sz w:val="22"/>
-          <w:szCs w:val="22"/>
-          <w:lang w:val="en-US"/>
-        </w:rPr>
-        <w:t xml:space="preserve"> </w:t>
-      </w:r>
-      <w:proofErr w:type="spellStart"/>
-      <w:r>
-        <w:rPr>
-          <w:rFonts w:ascii="Courier New" w:hAnsi="Courier New" w:cs="Courier New"/>
-          <w:sz w:val="22"/>
-          <w:szCs w:val="22"/>
-          <w:lang w:val="en-US"/>
-        </w:rPr>
-        <w:t>возврат</w:t>
-      </w:r>
-      <w:proofErr w:type="spellEnd"/>
+        <w:t xml:space="preserve">        RETA                           ; дальний возврат</w:t>
+      </w:r>
     </w:p>
     <w:p>
       <w:pPr>
@@ -14490,36 +12409,14 @@
         </w:rPr>
         <w:t xml:space="preserve">        </w:t>
       </w:r>
-      <w:proofErr w:type="gramStart"/>
-      <w:r>
-        <w:rPr>
-          <w:rFonts w:ascii="Courier New" w:hAnsi="Courier New" w:cs="Courier New"/>
-          <w:sz w:val="22"/>
-          <w:szCs w:val="22"/>
-          <w:lang w:val="en-US"/>
-        </w:rPr>
-        <w:t>.</w:t>
-      </w:r>
-      <w:proofErr w:type="spellStart"/>
-      <w:r>
-        <w:rPr>
-          <w:rFonts w:ascii="Courier New" w:hAnsi="Courier New" w:cs="Courier New"/>
-          <w:sz w:val="22"/>
-          <w:szCs w:val="22"/>
-          <w:lang w:val="en-US"/>
-        </w:rPr>
-        <w:t>cdecls</w:t>
-      </w:r>
-      <w:proofErr w:type="spellEnd"/>
-      <w:proofErr w:type="gramEnd"/>
-      <w:r>
-        <w:rPr>
-          <w:rFonts w:ascii="Courier New" w:hAnsi="Courier New" w:cs="Courier New"/>
-          <w:sz w:val="22"/>
-          <w:szCs w:val="22"/>
-          <w:lang w:val="en-US"/>
-        </w:rPr>
-        <w:t xml:space="preserve"> C,LIST,"msp430f5529.h"</w:t>
+      <w:r>
+        <w:rPr>
+          <w:rFonts w:ascii="Courier New" w:hAnsi="Courier New" w:cs="Courier New"/>
+          <w:sz w:val="22"/>
+          <w:szCs w:val="22"/>
+          <w:lang w:val="en-US"/>
+        </w:rPr>
+        <w:t>.cdecls C,LIST,"msp430f5529.h"</w:t>
       </w:r>
     </w:p>
     <w:p>
@@ -14550,18 +12447,8 @@
           <w:sz w:val="22"/>
           <w:szCs w:val="22"/>
         </w:rPr>
-        <w:t>.</w:t>
-      </w:r>
-      <w:proofErr w:type="spellStart"/>
-      <w:r>
-        <w:rPr>
-          <w:rFonts w:ascii="Courier New" w:hAnsi="Courier New" w:cs="Courier New"/>
-          <w:sz w:val="22"/>
-          <w:szCs w:val="22"/>
-        </w:rPr>
-        <w:t>text</w:t>
-      </w:r>
-      <w:proofErr w:type="spellEnd"/>
+        <w:t>.text</w:t>
+      </w:r>
     </w:p>
     <w:p>
       <w:pPr>
@@ -14582,28 +12469,8 @@
           <w:sz w:val="22"/>
           <w:szCs w:val="22"/>
         </w:rPr>
-        <w:t xml:space="preserve">        </w:t>
-      </w:r>
-      <w:proofErr w:type="gramStart"/>
-      <w:r>
-        <w:rPr>
-          <w:rFonts w:ascii="Courier New" w:hAnsi="Courier New" w:cs="Courier New"/>
-          <w:sz w:val="22"/>
-          <w:szCs w:val="22"/>
-        </w:rPr>
-        <w:t>.</w:t>
-      </w:r>
-      <w:proofErr w:type="spellStart"/>
-      <w:r>
-        <w:rPr>
-          <w:rFonts w:ascii="Courier New" w:hAnsi="Courier New" w:cs="Courier New"/>
-          <w:sz w:val="22"/>
-          <w:szCs w:val="22"/>
-        </w:rPr>
-        <w:t>retain</w:t>
-      </w:r>
-      <w:proofErr w:type="spellEnd"/>
-      <w:proofErr w:type="gramEnd"/>
+        <w:t xml:space="preserve">        .retain</w:t>
+      </w:r>
     </w:p>
     <w:p>
       <w:pPr>
@@ -14624,28 +12491,8 @@
           <w:sz w:val="22"/>
           <w:szCs w:val="22"/>
         </w:rPr>
-        <w:t xml:space="preserve">        </w:t>
-      </w:r>
-      <w:proofErr w:type="gramStart"/>
-      <w:r>
-        <w:rPr>
-          <w:rFonts w:ascii="Courier New" w:hAnsi="Courier New" w:cs="Courier New"/>
-          <w:sz w:val="22"/>
-          <w:szCs w:val="22"/>
-        </w:rPr>
-        <w:t>.</w:t>
-      </w:r>
-      <w:proofErr w:type="spellStart"/>
-      <w:r>
-        <w:rPr>
-          <w:rFonts w:ascii="Courier New" w:hAnsi="Courier New" w:cs="Courier New"/>
-          <w:sz w:val="22"/>
-          <w:szCs w:val="22"/>
-        </w:rPr>
-        <w:t>retainrefs</w:t>
-      </w:r>
-      <w:proofErr w:type="spellEnd"/>
-      <w:proofErr w:type="gramEnd"/>
+        <w:t xml:space="preserve">        .retainrefs</w:t>
+      </w:r>
     </w:p>
     <w:p>
       <w:pPr>
@@ -14690,17 +12537,7 @@
           <w:szCs w:val="22"/>
           <w:lang w:val="en-US"/>
         </w:rPr>
-        <w:t xml:space="preserve">        MOV.W   #WDTPW|WDTHOLD, &amp;</w:t>
-      </w:r>
-      <w:proofErr w:type="gramStart"/>
-      <w:r>
-        <w:rPr>
-          <w:rFonts w:ascii="Courier New" w:hAnsi="Courier New" w:cs="Courier New"/>
-          <w:sz w:val="22"/>
-          <w:szCs w:val="22"/>
-          <w:lang w:val="en-US"/>
-        </w:rPr>
-        <w:t>WDTCTL</w:t>
+        <w:t xml:space="preserve">        MOV.W   #WDTPW|WDTHOLD, &amp;WDTCTL</w:t>
       </w:r>
       <w:r>
         <w:rPr>
@@ -14718,17 +12555,7 @@
           <w:szCs w:val="22"/>
           <w:lang w:val="en-US"/>
         </w:rPr>
-        <w:t>;</w:t>
-      </w:r>
-      <w:proofErr w:type="gramEnd"/>
-      <w:r>
-        <w:rPr>
-          <w:rFonts w:ascii="Courier New" w:hAnsi="Courier New" w:cs="Courier New"/>
-          <w:sz w:val="22"/>
-          <w:szCs w:val="22"/>
-          <w:lang w:val="en-US"/>
-        </w:rPr>
-        <w:t xml:space="preserve"> </w:t>
+        <w:t xml:space="preserve">; </w:t>
       </w:r>
       <w:r>
         <w:rPr>
@@ -14769,17 +12596,7 @@
           <w:szCs w:val="22"/>
           <w:lang w:val="en-US"/>
         </w:rPr>
-        <w:t xml:space="preserve">        BIS.B   #BIT0, &amp;P1</w:t>
-      </w:r>
-      <w:proofErr w:type="gramStart"/>
-      <w:r>
-        <w:rPr>
-          <w:rFonts w:ascii="Courier New" w:hAnsi="Courier New" w:cs="Courier New"/>
-          <w:sz w:val="22"/>
-          <w:szCs w:val="22"/>
-          <w:lang w:val="en-US"/>
-        </w:rPr>
-        <w:t>DIR</w:t>
+        <w:t xml:space="preserve">        BIS.B   #BIT0, &amp;P1DIR</w:t>
       </w:r>
       <w:r>
         <w:rPr>
@@ -14797,17 +12614,7 @@
           <w:szCs w:val="22"/>
           <w:lang w:val="en-US"/>
         </w:rPr>
-        <w:t>;</w:t>
-      </w:r>
-      <w:proofErr w:type="gramEnd"/>
-      <w:r>
-        <w:rPr>
-          <w:rFonts w:ascii="Courier New" w:hAnsi="Courier New" w:cs="Courier New"/>
-          <w:sz w:val="22"/>
-          <w:szCs w:val="22"/>
-          <w:lang w:val="en-US"/>
-        </w:rPr>
-        <w:t xml:space="preserve"> P1.0 — </w:t>
+        <w:t xml:space="preserve">; P1.0 — </w:t>
       </w:r>
       <w:r>
         <w:rPr>
@@ -14848,17 +12655,7 @@
           <w:szCs w:val="22"/>
           <w:lang w:val="en-US"/>
         </w:rPr>
-        <w:t xml:space="preserve">        BIC.B   #BIT0, &amp;P1</w:t>
-      </w:r>
-      <w:proofErr w:type="gramStart"/>
-      <w:r>
-        <w:rPr>
-          <w:rFonts w:ascii="Courier New" w:hAnsi="Courier New" w:cs="Courier New"/>
-          <w:sz w:val="22"/>
-          <w:szCs w:val="22"/>
-          <w:lang w:val="en-US"/>
-        </w:rPr>
-        <w:t>OUT</w:t>
+        <w:t xml:space="preserve">        BIC.B   #BIT0, &amp;P1OUT</w:t>
       </w:r>
       <w:r>
         <w:rPr>
@@ -14876,17 +12673,7 @@
           <w:szCs w:val="22"/>
           <w:lang w:val="en-US"/>
         </w:rPr>
-        <w:t>;</w:t>
-      </w:r>
-      <w:proofErr w:type="gramEnd"/>
-      <w:r>
-        <w:rPr>
-          <w:rFonts w:ascii="Courier New" w:hAnsi="Courier New" w:cs="Courier New"/>
-          <w:sz w:val="22"/>
-          <w:szCs w:val="22"/>
-          <w:lang w:val="en-US"/>
-        </w:rPr>
-        <w:t xml:space="preserve"> LED = 0</w:t>
+        <w:t>; LED = 0</w:t>
       </w:r>
     </w:p>
     <w:p>
@@ -14910,27 +12697,7 @@
           <w:szCs w:val="22"/>
           <w:lang w:val="en-US"/>
         </w:rPr>
-        <w:t xml:space="preserve">        BIS.B   #BIT1, &amp;P1</w:t>
-      </w:r>
-      <w:proofErr w:type="gramStart"/>
-      <w:r>
-        <w:rPr>
-          <w:rFonts w:ascii="Courier New" w:hAnsi="Courier New" w:cs="Courier New"/>
-          <w:sz w:val="22"/>
-          <w:szCs w:val="22"/>
-          <w:lang w:val="en-US"/>
-        </w:rPr>
-        <w:t>REN ;</w:t>
-      </w:r>
-      <w:proofErr w:type="gramEnd"/>
-      <w:r>
-        <w:rPr>
-          <w:rFonts w:ascii="Courier New" w:hAnsi="Courier New" w:cs="Courier New"/>
-          <w:sz w:val="22"/>
-          <w:szCs w:val="22"/>
-          <w:lang w:val="en-US"/>
-        </w:rPr>
-        <w:t xml:space="preserve"> </w:t>
+        <w:t xml:space="preserve">        BIS.B   #BIT1, &amp;P1REN ; </w:t>
       </w:r>
       <w:r>
         <w:rPr>
@@ -14988,17 +12755,7 @@
           <w:szCs w:val="22"/>
           <w:lang w:val="en-US"/>
         </w:rPr>
-        <w:t xml:space="preserve">        BIS.B   #BIT1, &amp;P1</w:t>
-      </w:r>
-      <w:proofErr w:type="gramStart"/>
-      <w:r>
-        <w:rPr>
-          <w:rFonts w:ascii="Courier New" w:hAnsi="Courier New" w:cs="Courier New"/>
-          <w:sz w:val="22"/>
-          <w:szCs w:val="22"/>
-          <w:lang w:val="en-US"/>
-        </w:rPr>
-        <w:t>OUT</w:t>
+        <w:t xml:space="preserve">        BIS.B   #BIT1, &amp;P1OUT</w:t>
       </w:r>
       <w:r>
         <w:rPr>
@@ -15016,17 +12773,7 @@
           <w:szCs w:val="22"/>
           <w:lang w:val="en-US"/>
         </w:rPr>
-        <w:t>;</w:t>
-      </w:r>
-      <w:proofErr w:type="gramEnd"/>
-      <w:r>
-        <w:rPr>
-          <w:rFonts w:ascii="Courier New" w:hAnsi="Courier New" w:cs="Courier New"/>
-          <w:sz w:val="22"/>
-          <w:szCs w:val="22"/>
-          <w:lang w:val="en-US"/>
-        </w:rPr>
-        <w:t xml:space="preserve"> </w:t>
+        <w:t xml:space="preserve">; </w:t>
       </w:r>
       <w:r>
         <w:rPr>
@@ -15075,17 +12822,7 @@
           <w:szCs w:val="22"/>
           <w:lang w:val="en-US"/>
         </w:rPr>
-        <w:t xml:space="preserve">        CLR.W   R</w:t>
-      </w:r>
-      <w:proofErr w:type="gramStart"/>
-      <w:r>
-        <w:rPr>
-          <w:rFonts w:ascii="Courier New" w:hAnsi="Courier New" w:cs="Courier New"/>
-          <w:sz w:val="22"/>
-          <w:szCs w:val="22"/>
-          <w:lang w:val="en-US"/>
-        </w:rPr>
-        <w:t xml:space="preserve">5 </w:t>
+        <w:t xml:space="preserve">        CLR.W   R5 </w:t>
       </w:r>
       <w:r>
         <w:rPr>
@@ -15103,17 +12840,7 @@
           <w:szCs w:val="22"/>
           <w:lang w:val="en-US"/>
         </w:rPr>
-        <w:t>;</w:t>
-      </w:r>
-      <w:proofErr w:type="gramEnd"/>
-      <w:r>
-        <w:rPr>
-          <w:rFonts w:ascii="Courier New" w:hAnsi="Courier New" w:cs="Courier New"/>
-          <w:sz w:val="22"/>
-          <w:szCs w:val="22"/>
-          <w:lang w:val="en-US"/>
-        </w:rPr>
-        <w:t xml:space="preserve"> BCD-</w:t>
+        <w:t>; BCD-</w:t>
       </w:r>
       <w:r>
         <w:rPr>
@@ -15163,23 +12890,13 @@
           <w:szCs w:val="22"/>
         </w:rPr>
       </w:pPr>
-      <w:proofErr w:type="spellStart"/>
-      <w:r>
-        <w:rPr>
-          <w:rFonts w:ascii="Courier New" w:hAnsi="Courier New" w:cs="Courier New"/>
-          <w:sz w:val="22"/>
-          <w:szCs w:val="22"/>
-        </w:rPr>
-        <w:t>main_loop</w:t>
-      </w:r>
-      <w:proofErr w:type="spellEnd"/>
-      <w:r>
-        <w:rPr>
-          <w:rFonts w:ascii="Courier New" w:hAnsi="Courier New" w:cs="Courier New"/>
-          <w:sz w:val="22"/>
-          <w:szCs w:val="22"/>
-        </w:rPr>
-        <w:t>:</w:t>
+      <w:r>
+        <w:rPr>
+          <w:rFonts w:ascii="Courier New" w:hAnsi="Courier New" w:cs="Courier New"/>
+          <w:sz w:val="22"/>
+          <w:szCs w:val="22"/>
+        </w:rPr>
+        <w:t>main_loop:</w:t>
       </w:r>
     </w:p>
     <w:p>
@@ -15245,18 +12962,8 @@
           <w:sz w:val="22"/>
           <w:szCs w:val="22"/>
         </w:rPr>
-        <w:t xml:space="preserve">        JNZ     </w:t>
-      </w:r>
-      <w:proofErr w:type="spellStart"/>
-      <w:r>
-        <w:rPr>
-          <w:rFonts w:ascii="Courier New" w:hAnsi="Courier New" w:cs="Courier New"/>
-          <w:sz w:val="22"/>
-          <w:szCs w:val="22"/>
-        </w:rPr>
-        <w:t>no_btn</w:t>
-      </w:r>
-      <w:proofErr w:type="spellEnd"/>
+        <w:t xml:space="preserve">        JNZ     no_btn</w:t>
+      </w:r>
     </w:p>
     <w:p>
       <w:pPr>
@@ -15277,25 +12984,7 @@
           <w:sz w:val="22"/>
           <w:szCs w:val="22"/>
         </w:rPr>
-        <w:t xml:space="preserve">        XOR.B   #BIT0, &amp;P1</w:t>
-      </w:r>
-      <w:proofErr w:type="gramStart"/>
-      <w:r>
-        <w:rPr>
-          <w:rFonts w:ascii="Courier New" w:hAnsi="Courier New" w:cs="Courier New"/>
-          <w:sz w:val="22"/>
-          <w:szCs w:val="22"/>
-        </w:rPr>
-        <w:t>OUT ;</w:t>
-      </w:r>
-      <w:proofErr w:type="gramEnd"/>
-      <w:r>
-        <w:rPr>
-          <w:rFonts w:ascii="Courier New" w:hAnsi="Courier New" w:cs="Courier New"/>
-          <w:sz w:val="22"/>
-          <w:szCs w:val="22"/>
-        </w:rPr>
-        <w:t xml:space="preserve"> переключить LED</w:t>
+        <w:t xml:space="preserve">        XOR.B   #BIT0, &amp;P1OUT ; переключить LED</w:t>
       </w:r>
     </w:p>
     <w:p>
@@ -15317,16 +13006,7 @@
           <w:sz w:val="22"/>
           <w:szCs w:val="22"/>
         </w:rPr>
-        <w:t xml:space="preserve">        MOV.W   #50000, R</w:t>
-      </w:r>
-      <w:proofErr w:type="gramStart"/>
-      <w:r>
-        <w:rPr>
-          <w:rFonts w:ascii="Courier New" w:hAnsi="Courier New" w:cs="Courier New"/>
-          <w:sz w:val="22"/>
-          <w:szCs w:val="22"/>
-        </w:rPr>
-        <w:t>15</w:t>
+        <w:t xml:space="preserve">        MOV.W   #50000, R15</w:t>
       </w:r>
       <w:r>
         <w:rPr>
@@ -15343,27 +13023,8 @@
           <w:sz w:val="22"/>
           <w:szCs w:val="22"/>
         </w:rPr>
-        <w:t>;</w:t>
-      </w:r>
-      <w:proofErr w:type="gramEnd"/>
-      <w:r>
-        <w:rPr>
-          <w:rFonts w:ascii="Courier New" w:hAnsi="Courier New" w:cs="Courier New"/>
-          <w:sz w:val="22"/>
-          <w:szCs w:val="22"/>
-        </w:rPr>
-        <w:t xml:space="preserve"> </w:t>
-      </w:r>
-      <w:proofErr w:type="spellStart"/>
-      <w:r>
-        <w:rPr>
-          <w:rFonts w:ascii="Courier New" w:hAnsi="Courier New" w:cs="Courier New"/>
-          <w:sz w:val="22"/>
-          <w:szCs w:val="22"/>
-        </w:rPr>
-        <w:t>антидребезг</w:t>
-      </w:r>
-      <w:proofErr w:type="spellEnd"/>
+        <w:t>; антидребезг</w:t>
+      </w:r>
     </w:p>
     <w:p>
       <w:pPr>
@@ -15378,33 +13039,13 @@
           <w:szCs w:val="22"/>
         </w:rPr>
       </w:pPr>
-      <w:proofErr w:type="spellStart"/>
-      <w:proofErr w:type="gramStart"/>
-      <w:r>
-        <w:rPr>
-          <w:rFonts w:ascii="Courier New" w:hAnsi="Courier New" w:cs="Courier New"/>
-          <w:sz w:val="22"/>
-          <w:szCs w:val="22"/>
-        </w:rPr>
-        <w:t>deb</w:t>
-      </w:r>
-      <w:proofErr w:type="spellEnd"/>
-      <w:r>
-        <w:rPr>
-          <w:rFonts w:ascii="Courier New" w:hAnsi="Courier New" w:cs="Courier New"/>
-          <w:sz w:val="22"/>
-          <w:szCs w:val="22"/>
-        </w:rPr>
-        <w:t xml:space="preserve">:   </w:t>
-      </w:r>
-      <w:proofErr w:type="gramEnd"/>
-      <w:r>
-        <w:rPr>
-          <w:rFonts w:ascii="Courier New" w:hAnsi="Courier New" w:cs="Courier New"/>
-          <w:sz w:val="22"/>
-          <w:szCs w:val="22"/>
-        </w:rPr>
-        <w:t xml:space="preserve"> DEC     R15</w:t>
+      <w:r>
+        <w:rPr>
+          <w:rFonts w:ascii="Courier New" w:hAnsi="Courier New" w:cs="Courier New"/>
+          <w:sz w:val="22"/>
+          <w:szCs w:val="22"/>
+        </w:rPr>
+        <w:t>deb:    DEC     R15</w:t>
       </w:r>
     </w:p>
     <w:p>
@@ -15426,18 +13067,8 @@
           <w:sz w:val="22"/>
           <w:szCs w:val="22"/>
         </w:rPr>
-        <w:t xml:space="preserve">        JNZ     </w:t>
-      </w:r>
-      <w:proofErr w:type="spellStart"/>
-      <w:r>
-        <w:rPr>
-          <w:rFonts w:ascii="Courier New" w:hAnsi="Courier New" w:cs="Courier New"/>
-          <w:sz w:val="22"/>
-          <w:szCs w:val="22"/>
-        </w:rPr>
-        <w:t>deb</w:t>
-      </w:r>
-      <w:proofErr w:type="spellEnd"/>
+        <w:t xml:space="preserve">        JNZ     deb</w:t>
+      </w:r>
     </w:p>
     <w:p>
       <w:pPr>
@@ -15452,23 +13083,13 @@
           <w:szCs w:val="22"/>
         </w:rPr>
       </w:pPr>
-      <w:proofErr w:type="spellStart"/>
-      <w:r>
-        <w:rPr>
-          <w:rFonts w:ascii="Courier New" w:hAnsi="Courier New" w:cs="Courier New"/>
-          <w:sz w:val="22"/>
-          <w:szCs w:val="22"/>
-        </w:rPr>
-        <w:t>no_btn</w:t>
-      </w:r>
-      <w:proofErr w:type="spellEnd"/>
-      <w:r>
-        <w:rPr>
-          <w:rFonts w:ascii="Courier New" w:hAnsi="Courier New" w:cs="Courier New"/>
-          <w:sz w:val="22"/>
-          <w:szCs w:val="22"/>
-        </w:rPr>
-        <w:t>:</w:t>
+      <w:r>
+        <w:rPr>
+          <w:rFonts w:ascii="Courier New" w:hAnsi="Courier New" w:cs="Courier New"/>
+          <w:sz w:val="22"/>
+          <w:szCs w:val="22"/>
+        </w:rPr>
+        <w:t>no_btn:</w:t>
       </w:r>
     </w:p>
     <w:p>
@@ -15490,25 +13111,7 @@
           <w:sz w:val="22"/>
           <w:szCs w:val="22"/>
         </w:rPr>
-        <w:t xml:space="preserve">        ; --- BCD-секундомер: R</w:t>
-      </w:r>
-      <w:proofErr w:type="gramStart"/>
-      <w:r>
-        <w:rPr>
-          <w:rFonts w:ascii="Courier New" w:hAnsi="Courier New" w:cs="Courier New"/>
-          <w:sz w:val="22"/>
-          <w:szCs w:val="22"/>
-        </w:rPr>
-        <w:t>5 :</w:t>
-      </w:r>
-      <w:proofErr w:type="gramEnd"/>
-      <w:r>
-        <w:rPr>
-          <w:rFonts w:ascii="Courier New" w:hAnsi="Courier New" w:cs="Courier New"/>
-          <w:sz w:val="22"/>
-          <w:szCs w:val="22"/>
-        </w:rPr>
-        <w:t>= R5 + 1 (00..59) ---</w:t>
+        <w:t xml:space="preserve">        ; --- BCD-секундомер: R5 := R5 + 1 (00..59) ---</w:t>
       </w:r>
     </w:p>
     <w:p>
@@ -15618,18 +13221,8 @@
           <w:sz w:val="22"/>
           <w:szCs w:val="22"/>
         </w:rPr>
-        <w:t xml:space="preserve">        JL      </w:t>
-      </w:r>
-      <w:proofErr w:type="spellStart"/>
-      <w:r>
-        <w:rPr>
-          <w:rFonts w:ascii="Courier New" w:hAnsi="Courier New" w:cs="Courier New"/>
-          <w:sz w:val="22"/>
-          <w:szCs w:val="22"/>
-        </w:rPr>
-        <w:t>tick</w:t>
-      </w:r>
-      <w:proofErr w:type="spellEnd"/>
+        <w:t xml:space="preserve">        JL      tick</w:t>
+      </w:r>
     </w:p>
     <w:p>
       <w:pPr>
@@ -15666,23 +13259,13 @@
           <w:szCs w:val="22"/>
         </w:rPr>
       </w:pPr>
-      <w:proofErr w:type="spellStart"/>
-      <w:r>
-        <w:rPr>
-          <w:rFonts w:ascii="Courier New" w:hAnsi="Courier New" w:cs="Courier New"/>
-          <w:sz w:val="22"/>
-          <w:szCs w:val="22"/>
-        </w:rPr>
-        <w:t>tick</w:t>
-      </w:r>
-      <w:proofErr w:type="spellEnd"/>
-      <w:r>
-        <w:rPr>
-          <w:rFonts w:ascii="Courier New" w:hAnsi="Courier New" w:cs="Courier New"/>
-          <w:sz w:val="22"/>
-          <w:szCs w:val="22"/>
-        </w:rPr>
-        <w:t>:</w:t>
+      <w:r>
+        <w:rPr>
+          <w:rFonts w:ascii="Courier New" w:hAnsi="Courier New" w:cs="Courier New"/>
+          <w:sz w:val="22"/>
+          <w:szCs w:val="22"/>
+        </w:rPr>
+        <w:t>tick:</w:t>
       </w:r>
     </w:p>
     <w:p>
@@ -15748,7 +13331,6 @@
           <w:sz w:val="22"/>
           <w:szCs w:val="22"/>
         </w:rPr>
-        <w:lastRenderedPageBreak/>
         <w:t xml:space="preserve">        MOV.W   #40000, R15</w:t>
       </w:r>
     </w:p>
@@ -15771,25 +13353,7 @@
           <w:sz w:val="22"/>
           <w:szCs w:val="22"/>
         </w:rPr>
-        <w:t>d</w:t>
-      </w:r>
-      <w:proofErr w:type="gramStart"/>
-      <w:r>
-        <w:rPr>
-          <w:rFonts w:ascii="Courier New" w:hAnsi="Courier New" w:cs="Courier New"/>
-          <w:sz w:val="22"/>
-          <w:szCs w:val="22"/>
-        </w:rPr>
-        <w:t xml:space="preserve">1:   </w:t>
-      </w:r>
-      <w:proofErr w:type="gramEnd"/>
-      <w:r>
-        <w:rPr>
-          <w:rFonts w:ascii="Courier New" w:hAnsi="Courier New" w:cs="Courier New"/>
-          <w:sz w:val="22"/>
-          <w:szCs w:val="22"/>
-        </w:rPr>
-        <w:t xml:space="preserve">  DEC     R15</w:t>
+        <w:t>d1:     DEC     R15</w:t>
       </w:r>
     </w:p>
     <w:p>
@@ -15913,25 +13477,7 @@
           <w:sz w:val="22"/>
           <w:szCs w:val="22"/>
         </w:rPr>
-        <w:t>d</w:t>
-      </w:r>
-      <w:proofErr w:type="gramStart"/>
-      <w:r>
-        <w:rPr>
-          <w:rFonts w:ascii="Courier New" w:hAnsi="Courier New" w:cs="Courier New"/>
-          <w:sz w:val="22"/>
-          <w:szCs w:val="22"/>
-        </w:rPr>
-        <w:t xml:space="preserve">2:   </w:t>
-      </w:r>
-      <w:proofErr w:type="gramEnd"/>
-      <w:r>
-        <w:rPr>
-          <w:rFonts w:ascii="Courier New" w:hAnsi="Courier New" w:cs="Courier New"/>
-          <w:sz w:val="22"/>
-          <w:szCs w:val="22"/>
-        </w:rPr>
-        <w:t xml:space="preserve">  DEC     R15</w:t>
+        <w:t>d2:     DEC     R15</w:t>
       </w:r>
     </w:p>
     <w:p>
@@ -15975,18 +13521,8 @@
           <w:sz w:val="22"/>
           <w:szCs w:val="22"/>
         </w:rPr>
-        <w:t xml:space="preserve">        JMP     </w:t>
-      </w:r>
-      <w:proofErr w:type="spellStart"/>
-      <w:r>
-        <w:rPr>
-          <w:rFonts w:ascii="Courier New" w:hAnsi="Courier New" w:cs="Courier New"/>
-          <w:sz w:val="22"/>
-          <w:szCs w:val="22"/>
-        </w:rPr>
-        <w:t>main_loop</w:t>
-      </w:r>
-      <w:proofErr w:type="spellEnd"/>
+        <w:t xml:space="preserve">        JMP     main_loop</w:t>
+      </w:r>
     </w:p>
     <w:p>
       <w:pPr>
@@ -16007,35 +13543,7 @@
           <w:sz w:val="22"/>
           <w:szCs w:val="22"/>
         </w:rPr>
-        <w:t xml:space="preserve">        </w:t>
-      </w:r>
-      <w:proofErr w:type="gramStart"/>
-      <w:r>
-        <w:rPr>
-          <w:rFonts w:ascii="Courier New" w:hAnsi="Courier New" w:cs="Courier New"/>
-          <w:sz w:val="22"/>
-          <w:szCs w:val="22"/>
-        </w:rPr>
-        <w:t>.</w:t>
-      </w:r>
-      <w:proofErr w:type="spellStart"/>
-      <w:r>
-        <w:rPr>
-          <w:rFonts w:ascii="Courier New" w:hAnsi="Courier New" w:cs="Courier New"/>
-          <w:sz w:val="22"/>
-          <w:szCs w:val="22"/>
-        </w:rPr>
-        <w:t>bss</w:t>
-      </w:r>
-      <w:proofErr w:type="spellEnd"/>
-      <w:proofErr w:type="gramEnd"/>
-      <w:r>
-        <w:rPr>
-          <w:rFonts w:ascii="Courier New" w:hAnsi="Courier New" w:cs="Courier New"/>
-          <w:sz w:val="22"/>
-          <w:szCs w:val="22"/>
-        </w:rPr>
-        <w:t xml:space="preserve">    src,16</w:t>
+        <w:t xml:space="preserve">        .bss    src,16</w:t>
       </w:r>
     </w:p>
     <w:p>
@@ -16057,35 +13565,7 @@
           <w:sz w:val="22"/>
           <w:szCs w:val="22"/>
         </w:rPr>
-        <w:t xml:space="preserve">        </w:t>
-      </w:r>
-      <w:proofErr w:type="gramStart"/>
-      <w:r>
-        <w:rPr>
-          <w:rFonts w:ascii="Courier New" w:hAnsi="Courier New" w:cs="Courier New"/>
-          <w:sz w:val="22"/>
-          <w:szCs w:val="22"/>
-        </w:rPr>
-        <w:t>.</w:t>
-      </w:r>
-      <w:proofErr w:type="spellStart"/>
-      <w:r>
-        <w:rPr>
-          <w:rFonts w:ascii="Courier New" w:hAnsi="Courier New" w:cs="Courier New"/>
-          <w:sz w:val="22"/>
-          <w:szCs w:val="22"/>
-        </w:rPr>
-        <w:t>bss</w:t>
-      </w:r>
-      <w:proofErr w:type="spellEnd"/>
-      <w:proofErr w:type="gramEnd"/>
-      <w:r>
-        <w:rPr>
-          <w:rFonts w:ascii="Courier New" w:hAnsi="Courier New" w:cs="Courier New"/>
-          <w:sz w:val="22"/>
-          <w:szCs w:val="22"/>
-        </w:rPr>
-        <w:t xml:space="preserve">    dst,16</w:t>
+        <w:t xml:space="preserve">        .bss    dst,16</w:t>
       </w:r>
     </w:p>
     <w:p>
@@ -16129,53 +13609,7 @@
           <w:sz w:val="22"/>
           <w:szCs w:val="22"/>
         </w:rPr>
-        <w:t xml:space="preserve">        </w:t>
-      </w:r>
-      <w:proofErr w:type="gramStart"/>
-      <w:r>
-        <w:rPr>
-          <w:rFonts w:ascii="Courier New" w:hAnsi="Courier New" w:cs="Courier New"/>
-          <w:sz w:val="22"/>
-          <w:szCs w:val="22"/>
-        </w:rPr>
-        <w:t>.</w:t>
-      </w:r>
-      <w:proofErr w:type="spellStart"/>
-      <w:r>
-        <w:rPr>
-          <w:rFonts w:ascii="Courier New" w:hAnsi="Courier New" w:cs="Courier New"/>
-          <w:sz w:val="22"/>
-          <w:szCs w:val="22"/>
-        </w:rPr>
-        <w:t>sect</w:t>
-      </w:r>
-      <w:proofErr w:type="spellEnd"/>
-      <w:proofErr w:type="gramEnd"/>
-      <w:r>
-        <w:rPr>
-          <w:rFonts w:ascii="Courier New" w:hAnsi="Courier New" w:cs="Courier New"/>
-          <w:sz w:val="22"/>
-          <w:szCs w:val="22"/>
-        </w:rPr>
-        <w:t xml:space="preserve">   ".</w:t>
-      </w:r>
-      <w:proofErr w:type="spellStart"/>
-      <w:r>
-        <w:rPr>
-          <w:rFonts w:ascii="Courier New" w:hAnsi="Courier New" w:cs="Courier New"/>
-          <w:sz w:val="22"/>
-          <w:szCs w:val="22"/>
-        </w:rPr>
-        <w:t>reset</w:t>
-      </w:r>
-      <w:proofErr w:type="spellEnd"/>
-      <w:r>
-        <w:rPr>
-          <w:rFonts w:ascii="Courier New" w:hAnsi="Courier New" w:cs="Courier New"/>
-          <w:sz w:val="22"/>
-          <w:szCs w:val="22"/>
-        </w:rPr>
-        <w:t>"</w:t>
+        <w:t xml:space="preserve">        .sect   ".reset"</w:t>
       </w:r>
     </w:p>
     <w:p>
@@ -16196,35 +13630,7 @@
           <w:sz w:val="22"/>
           <w:szCs w:val="22"/>
         </w:rPr>
-        <w:t xml:space="preserve">        </w:t>
-      </w:r>
-      <w:proofErr w:type="gramStart"/>
-      <w:r>
-        <w:rPr>
-          <w:rFonts w:ascii="Courier New" w:hAnsi="Courier New" w:cs="Courier New"/>
-          <w:sz w:val="22"/>
-          <w:szCs w:val="22"/>
-        </w:rPr>
-        <w:t>.</w:t>
-      </w:r>
-      <w:proofErr w:type="spellStart"/>
-      <w:r>
-        <w:rPr>
-          <w:rFonts w:ascii="Courier New" w:hAnsi="Courier New" w:cs="Courier New"/>
-          <w:sz w:val="22"/>
-          <w:szCs w:val="22"/>
-        </w:rPr>
-        <w:t>short</w:t>
-      </w:r>
-      <w:proofErr w:type="spellEnd"/>
-      <w:proofErr w:type="gramEnd"/>
-      <w:r>
-        <w:rPr>
-          <w:rFonts w:ascii="Courier New" w:hAnsi="Courier New" w:cs="Courier New"/>
-          <w:sz w:val="22"/>
-          <w:szCs w:val="22"/>
-        </w:rPr>
-        <w:t xml:space="preserve">  RESET</w:t>
+        <w:t xml:space="preserve">        .short  RESET</w:t>
       </w:r>
     </w:p>
     <w:p>
@@ -19140,6 +16546,7 @@
   <w:style w:type="character" w:default="1" w:styleId="a0">
     <w:name w:val="Default Paragraph Font"/>
     <w:uiPriority w:val="1"/>
+    <w:semiHidden/>
     <w:unhideWhenUsed/>
   </w:style>
   <w:style w:type="table" w:default="1" w:styleId="a1">
